--- a/pr-preview/pr-310/algebra-exponentials-tracked-changes.docx
+++ b/pr-preview/pr-310/algebra-exponentials-tracked-changes.docx
@@ -16,7 +16,7 @@
       </w:pPr>
       <w:del w:id="1" w:author="PR Preview" w:date="2026-01-01T00:00:00Z">
         <w:r>
-          <w:delText xml:space="preserve">Last modified: 2026-10-15 08:28:32 (PDT)</w:delText>
+          <w:delText xml:space="preserve">Last modified: 2026-10-15 12:42:30 (PDT)</w:delText>
         </w:r>
       </w:del>
     </w:p>
@@ -26,11 +26,11 @@
       </w:pPr>
       <w:ins w:id="2" w:author="PR Preview" w:date="2026-01-01T00:00:00Z">
         <w:r>
-          <w:t xml:space="preserve">Last modified: 2026-10-15 08:32:48 (PDT)</w:t>
+          <w:t xml:space="preserve">Last modified: 2026-10-15 13:37:28 (PDT)</w:t>
         </w:r>
       </w:ins>
     </w:p>
-    <w:bookmarkStart w:id="27" w:name="sec-polynomials"/>
+    <w:bookmarkStart w:id="30" w:name="sec-polynomials"/>
     <w:p>
       <w:pPr>
         <w:pStyle w:val="Heading2"/>
@@ -1647,160 +1647,7 @@
         <w:t xml:space="preserve"> </w:t>
       </w:r>
       <w:r>
-        <w:t xml:space="preserve">The constants</w:t>
-      </w:r>
-      <w:r>
-        <w:t xml:space="preserve"> </w:t>
-      </w:r>
-      <m:oMath>
-        <m:sSub>
-          <m:e>
-            <m:r>
-              <m:t>a</m:t>
-            </m:r>
-          </m:e>
-          <m:sub>
-            <m:r>
-              <m:t>0</m:t>
-            </m:r>
-          </m:sub>
-        </m:sSub>
-        <m:r>
-          <m:rPr>
-            <m:sty m:val="p"/>
-          </m:rPr>
-          <m:t>,</m:t>
-        </m:r>
-        <m:sSub>
-          <m:e>
-            <m:r>
-              <m:t>a</m:t>
-            </m:r>
-          </m:e>
-          <m:sub>
-            <m:r>
-              <m:t>1</m:t>
-            </m:r>
-          </m:sub>
-        </m:sSub>
-        <m:r>
-          <m:rPr>
-            <m:sty m:val="p"/>
-          </m:rPr>
-          <m:t>,</m:t>
-        </m:r>
-        <m:r>
-          <m:rPr>
-            <m:sty m:val="p"/>
-          </m:rPr>
-          <m:t>…</m:t>
-        </m:r>
-        <m:r>
-          <m:rPr>
-            <m:sty m:val="p"/>
-          </m:rPr>
-          <m:t>,</m:t>
-        </m:r>
-        <m:sSub>
-          <m:e>
-            <m:r>
-              <m:t>a</m:t>
-            </m:r>
-          </m:e>
-          <m:sub>
-            <m:r>
-              <m:t>n</m:t>
-            </m:r>
-          </m:sub>
-        </m:sSub>
-      </m:oMath>
-      <w:r>
-        <w:t xml:space="preserve"> </w:t>
-      </w:r>
-      <w:r>
-        <w:t xml:space="preserve">are the</w:t>
-      </w:r>
-      <w:r>
-        <w:t xml:space="preserve"> </w:t>
-      </w:r>
-      <w:r>
-        <w:rPr>
-          <w:b/>
-          <w:bCs/>
-        </w:rPr>
-        <w:t xml:space="preserve">coefficients</w:t>
-      </w:r>
-      <w:r>
-        <w:t xml:space="preserve"> </w:t>
-      </w:r>
-      <w:r>
-        <w:t xml:space="preserve">of</w:t>
-      </w:r>
-      <w:r>
-        <w:t xml:space="preserve"> </w:t>
-      </w:r>
-      <m:oMath>
-        <m:r>
-          <m:t>f</m:t>
-        </m:r>
-      </m:oMath>
-      <w:r>
-        <w:t xml:space="preserve">,</w:t>
-      </w:r>
-      <w:r>
-        <w:t xml:space="preserve"> </w:t>
-      </w:r>
-      <w:r>
-        <w:t xml:space="preserve">with</w:t>
-      </w:r>
-      <w:r>
-        <w:t xml:space="preserve"> </w:t>
-      </w:r>
-      <m:oMath>
-        <m:sSub>
-          <m:e>
-            <m:r>
-              <m:t>a</m:t>
-            </m:r>
-          </m:e>
-          <m:sub>
-            <m:r>
-              <m:t>k</m:t>
-            </m:r>
-          </m:sub>
-        </m:sSub>
-      </m:oMath>
-      <w:r>
-        <w:t xml:space="preserve"> </w:t>
-      </w:r>
-      <w:r>
-        <w:t xml:space="preserve">the coefficient of</w:t>
-      </w:r>
-      <w:r>
-        <w:t xml:space="preserve"> </w:t>
-      </w:r>
-      <m:oMath>
-        <m:sSup>
-          <m:e>
-            <m:r>
-              <m:t>x</m:t>
-            </m:r>
-          </m:e>
-          <m:sup>
-            <m:r>
-              <m:t>k</m:t>
-            </m:r>
-          </m:sup>
-        </m:sSup>
-      </m:oMath>
-      <w:r>
-        <w:t xml:space="preserve">,</w:t>
-      </w:r>
-      <w:r>
-        <w:t xml:space="preserve"> </w:t>
-      </w:r>
-      <w:r>
-        <w:t xml:space="preserve">and the</w:t>
+        <w:t xml:space="preserve">The</w:t>
       </w:r>
       <w:r>
         <w:t xml:space="preserve"> </w:t>
@@ -2147,7 +1994,7 @@
       </w:r>
     </w:p>
     <w:bookmarkEnd w:id="16"/>
-    <w:bookmarkStart w:id="17" w:name="def-polynomial-degree"/>
+    <w:bookmarkStart w:id="17" w:name="def-polynomial-coefficient"/>
     <w:p>
       <w:pPr>
         <w:pStyle w:val="BodyText"/>
@@ -2157,7 +2004,199 @@
           <w:b/>
           <w:bCs/>
         </w:rPr>
-        <w:t xml:space="preserve">Definition 3 (Degree of a polynomial)</w:t>
+        <w:t xml:space="preserve">Definition 3 (Coefficients of a polynomial)</w:t>
+      </w:r>
+      <w:r>
+        <w:t xml:space="preserve"> </w:t>
+      </w:r>
+      <w:r>
+        <w:t xml:space="preserve">The constants</w:t>
+      </w:r>
+      <w:r>
+        <w:t xml:space="preserve"> </w:t>
+      </w:r>
+      <m:oMath>
+        <m:sSub>
+          <m:e>
+            <m:r>
+              <m:t>a</m:t>
+            </m:r>
+          </m:e>
+          <m:sub>
+            <m:r>
+              <m:t>0</m:t>
+            </m:r>
+          </m:sub>
+        </m:sSub>
+        <m:r>
+          <m:rPr>
+            <m:sty m:val="p"/>
+          </m:rPr>
+          <m:t>,</m:t>
+        </m:r>
+        <m:sSub>
+          <m:e>
+            <m:r>
+              <m:t>a</m:t>
+            </m:r>
+          </m:e>
+          <m:sub>
+            <m:r>
+              <m:t>1</m:t>
+            </m:r>
+          </m:sub>
+        </m:sSub>
+        <m:r>
+          <m:rPr>
+            <m:sty m:val="p"/>
+          </m:rPr>
+          <m:t>,</m:t>
+        </m:r>
+        <m:r>
+          <m:rPr>
+            <m:sty m:val="p"/>
+          </m:rPr>
+          <m:t>…</m:t>
+        </m:r>
+        <m:r>
+          <m:rPr>
+            <m:sty m:val="p"/>
+          </m:rPr>
+          <m:t>,</m:t>
+        </m:r>
+        <m:sSub>
+          <m:e>
+            <m:r>
+              <m:t>a</m:t>
+            </m:r>
+          </m:e>
+          <m:sub>
+            <m:r>
+              <m:t>n</m:t>
+            </m:r>
+          </m:sub>
+        </m:sSub>
+      </m:oMath>
+      <w:r>
+        <w:t xml:space="preserve"> </w:t>
+      </w:r>
+      <w:r>
+        <w:t xml:space="preserve">of a polynomial</w:t>
+      </w:r>
+      <w:r>
+        <w:t xml:space="preserve"> </w:t>
+      </w:r>
+      <m:oMath>
+        <m:r>
+          <m:t>f</m:t>
+        </m:r>
+      </m:oMath>
+      <w:r>
+        <w:t xml:space="preserve"> </w:t>
+      </w:r>
+      <w:r>
+        <w:t xml:space="preserve">(</w:t>
+      </w:r>
+      <w:hyperlink w:anchor="def-polynomial">
+        <w:r>
+          <w:rPr>
+            <w:rStyle w:val="Hyperlink"/>
+          </w:rPr>
+          <w:t xml:space="preserve">Definition 2</w:t>
+        </w:r>
+      </w:hyperlink>
+      <w:r>
+        <w:t xml:space="preserve">) are the</w:t>
+      </w:r>
+      <w:r>
+        <w:t xml:space="preserve"> </w:t>
+      </w:r>
+      <w:r>
+        <w:rPr>
+          <w:b/>
+          <w:bCs/>
+        </w:rPr>
+        <w:t xml:space="preserve">coefficients</w:t>
+      </w:r>
+      <w:r>
+        <w:t xml:space="preserve"> </w:t>
+      </w:r>
+      <w:r>
+        <w:t xml:space="preserve">of</w:t>
+      </w:r>
+      <w:r>
+        <w:t xml:space="preserve"> </w:t>
+      </w:r>
+      <m:oMath>
+        <m:r>
+          <m:t>f</m:t>
+        </m:r>
+      </m:oMath>
+      <w:r>
+        <w:t xml:space="preserve">,</w:t>
+      </w:r>
+      <w:r>
+        <w:t xml:space="preserve"> </w:t>
+      </w:r>
+      <w:r>
+        <w:t xml:space="preserve">with</w:t>
+      </w:r>
+      <w:r>
+        <w:t xml:space="preserve"> </w:t>
+      </w:r>
+      <m:oMath>
+        <m:sSub>
+          <m:e>
+            <m:r>
+              <m:t>a</m:t>
+            </m:r>
+          </m:e>
+          <m:sub>
+            <m:r>
+              <m:t>k</m:t>
+            </m:r>
+          </m:sub>
+        </m:sSub>
+      </m:oMath>
+      <w:r>
+        <w:t xml:space="preserve"> </w:t>
+      </w:r>
+      <w:r>
+        <w:t xml:space="preserve">the coefficient of</w:t>
+      </w:r>
+      <w:r>
+        <w:t xml:space="preserve"> </w:t>
+      </w:r>
+      <m:oMath>
+        <m:sSup>
+          <m:e>
+            <m:r>
+              <m:t>x</m:t>
+            </m:r>
+          </m:e>
+          <m:sup>
+            <m:r>
+              <m:t>k</m:t>
+            </m:r>
+          </m:sup>
+        </m:sSup>
+      </m:oMath>
+      <w:r>
+        <w:t xml:space="preserve">.</w:t>
+      </w:r>
+    </w:p>
+    <w:bookmarkEnd w:id="17"/>
+    <w:bookmarkStart w:id="18" w:name="def-polynomial-degree"/>
+    <w:p>
+      <w:pPr>
+        <w:pStyle w:val="BodyText"/>
+      </w:pPr>
+      <w:r>
+        <w:rPr>
+          <w:b/>
+          <w:bCs/>
+        </w:rPr>
+        <w:t xml:space="preserve">Definition 4 (Degree of a polynomial)</w:t>
       </w:r>
       <w:r>
         <w:t xml:space="preserve"> </w:t>
@@ -2369,8 +2408,8 @@
         <w:t xml:space="preserve">.</w:t>
       </w:r>
     </w:p>
-    <w:bookmarkEnd w:id="17"/>
-    <w:bookmarkStart w:id="18" w:name="exm-polynomial-degree"/>
+    <w:bookmarkEnd w:id="18"/>
+    <w:bookmarkStart w:id="19" w:name="exm-polynomial-degree"/>
     <w:p>
       <w:pPr>
         <w:pStyle w:val="BodyText"/>
@@ -2631,8 +2670,8 @@
         <w:t xml:space="preserve">.</w:t>
       </w:r>
     </w:p>
-    <w:bookmarkEnd w:id="18"/>
-    <w:bookmarkStart w:id="19" w:name="def-polynomial-leading-coefficient"/>
+    <w:bookmarkEnd w:id="19"/>
+    <w:bookmarkStart w:id="20" w:name="def-polynomial-leading-coefficient"/>
     <w:p>
       <w:pPr>
         <w:pStyle w:val="FirstParagraph"/>
@@ -2642,7 +2681,7 @@
           <w:b/>
           <w:bCs/>
         </w:rPr>
-        <w:t xml:space="preserve">Definition 4 (Leading coefficient)</w:t>
+        <w:t xml:space="preserve">Definition 5 (Leading coefficient)</w:t>
       </w:r>
       <w:r>
         <w:t xml:space="preserve"> </w:t>
@@ -2856,8 +2895,8 @@
         <w:t xml:space="preserve">.</w:t>
       </w:r>
     </w:p>
-    <w:bookmarkEnd w:id="19"/>
-    <w:bookmarkStart w:id="20" w:name="exm-leading-coefficient"/>
+    <w:bookmarkEnd w:id="20"/>
+    <w:bookmarkStart w:id="21" w:name="exm-leading-coefficient"/>
     <w:p>
       <w:pPr>
         <w:pStyle w:val="BodyText"/>
@@ -3122,8 +3161,8 @@
         <w:t xml:space="preserve">.</w:t>
       </w:r>
     </w:p>
-    <w:bookmarkEnd w:id="20"/>
-    <w:bookmarkStart w:id="21" w:name="def-quadratic-cubic"/>
+    <w:bookmarkEnd w:id="21"/>
+    <w:bookmarkStart w:id="23" w:name="def-quadratic-polynomial"/>
     <w:p>
       <w:pPr>
         <w:pStyle w:val="FirstParagraph"/>
@@ -3133,11 +3172,13 @@
           <w:b/>
           <w:bCs/>
         </w:rPr>
-        <w:t xml:space="preserve">Definition 5 (Quadratic and cubic polynomials)</w:t>
-      </w:r>
-      <w:r>
-        <w:t xml:space="preserve"> </w:t>
-      </w:r>
+        <w:t xml:space="preserve">Definition 6 (Quadratic polynomial)</w:t>
+      </w:r>
+      <w:r>
+        <w:t xml:space="preserve"> </w:t>
+      </w:r>
+      <w:bookmarkStart w:id="22" w:name="def-quadratic-cubic"/>
+      <w:bookmarkEnd w:id="22"/>
       <w:r>
         <w:t xml:space="preserve">A</w:t>
       </w:r>
@@ -3329,12 +3370,54 @@
       <w:r>
         <w:t xml:space="preserve">polynomial.</w:t>
       </w:r>
-      <w:r>
-        <w:t xml:space="preserve"> </w:t>
-      </w:r>
-      <w:r>
-        <w:t xml:space="preserve">A polynomial of degree</w:t>
-      </w:r>
+    </w:p>
+    <w:bookmarkEnd w:id="23"/>
+    <w:bookmarkStart w:id="24" w:name="def-cubic-polynomial"/>
+    <w:p>
+      <w:pPr>
+        <w:pStyle w:val="BodyText"/>
+      </w:pPr>
+      <w:r>
+        <w:rPr>
+          <w:b/>
+          <w:bCs/>
+        </w:rPr>
+        <w:t xml:space="preserve">Definition 7 (Cubic polynomial)</w:t>
+      </w:r>
+      <w:r>
+        <w:t xml:space="preserve"> </w:t>
+      </w:r>
+      <w:r>
+        <w:t xml:space="preserve">A</w:t>
+      </w:r>
+      <w:r>
+        <w:t xml:space="preserve"> </w:t>
+      </w:r>
+      <w:hyperlink w:anchor="def-polynomial">
+        <w:r>
+          <w:rPr>
+            <w:rStyle w:val="Hyperlink"/>
+          </w:rPr>
+          <w:t xml:space="preserve">polynomial</w:t>
+        </w:r>
+      </w:hyperlink>
+      <w:r>
+        <w:t xml:space="preserve"> </w:t>
+      </w:r>
+      <w:r>
+        <w:t xml:space="preserve">of</w:t>
+      </w:r>
+      <w:r>
+        <w:t xml:space="preserve"> </w:t>
+      </w:r>
+      <w:hyperlink w:anchor="def-polynomial-degree">
+        <w:r>
+          <w:rPr>
+            <w:rStyle w:val="Hyperlink"/>
+          </w:rPr>
+          <w:t xml:space="preserve">degree</w:t>
+        </w:r>
+      </w:hyperlink>
       <w:r>
         <w:t xml:space="preserve"> </w:t>
       </w:r>
@@ -3366,8 +3449,8 @@
         <w:t xml:space="preserve">polynomial.</w:t>
       </w:r>
     </w:p>
-    <w:bookmarkEnd w:id="21"/>
-    <w:bookmarkStart w:id="23" w:name="exm-quadratic-cubic"/>
+    <w:bookmarkEnd w:id="24"/>
+    <w:bookmarkStart w:id="26" w:name="exm-quadratic-cubic"/>
     <w:p>
       <w:pPr>
         <w:pStyle w:val="BodyText"/>
@@ -3525,7 +3608,7 @@
       <w:r>
         <w:t xml:space="preserve"> </w:t>
       </w:r>
-      <w:hyperlink r:id="rId22">
+      <w:hyperlink r:id="rId25">
         <w:r>
           <w:rPr>
             <w:rStyle w:val="Hyperlink"/>
@@ -3713,8 +3796,8 @@
         <w:t xml:space="preserve">.</w:t>
       </w:r>
     </w:p>
-    <w:bookmarkEnd w:id="23"/>
-    <w:bookmarkStart w:id="25" w:name="def-parabola"/>
+    <w:bookmarkEnd w:id="26"/>
+    <w:bookmarkStart w:id="28" w:name="def-parabola"/>
     <w:p>
       <w:pPr>
         <w:pStyle w:val="FirstParagraph"/>
@@ -3724,7 +3807,7 @@
           <w:b/>
           <w:bCs/>
         </w:rPr>
-        <w:t xml:space="preserve">Definition 6 (Parabola)</w:t>
+        <w:t xml:space="preserve">Definition 8 (Parabola)</w:t>
       </w:r>
       <w:r>
         <w:t xml:space="preserve"> </w:t>
@@ -3751,7 +3834,7 @@
       <w:r>
         <w:t xml:space="preserve"> </w:t>
       </w:r>
-      <w:hyperlink r:id="rId24">
+      <w:hyperlink r:id="rId27">
         <w:r>
           <w:rPr>
             <w:rStyle w:val="Hyperlink"/>
@@ -3765,20 +3848,20 @@
       <w:r>
         <w:t xml:space="preserve">of a quadratic polynomial (</w:t>
       </w:r>
-      <w:hyperlink w:anchor="def-quadratic-cubic">
+      <w:hyperlink w:anchor="def-quadratic-polynomial">
         <w:r>
           <w:rPr>
             <w:rStyle w:val="Hyperlink"/>
           </w:rPr>
-          <w:t xml:space="preserve">Definition 5</w:t>
+          <w:t xml:space="preserve">Definition 6</w:t>
         </w:r>
       </w:hyperlink>
       <w:r>
         <w:t xml:space="preserve">).</w:t>
       </w:r>
     </w:p>
-    <w:bookmarkEnd w:id="25"/>
-    <w:bookmarkStart w:id="26" w:name="exm-parabola"/>
+    <w:bookmarkEnd w:id="28"/>
+    <w:bookmarkStart w:id="29" w:name="exm-parabola"/>
     <w:p>
       <w:pPr>
         <w:pStyle w:val="BodyText"/>
@@ -4073,9 +4156,9 @@
         <w:t xml:space="preserve">.</w:t>
       </w:r>
     </w:p>
-    <w:bookmarkEnd w:id="26"/>
-    <w:bookmarkEnd w:id="27"/>
-    <w:bookmarkStart w:id="35" w:name="sec-affine-linear-functions"/>
+    <w:bookmarkEnd w:id="29"/>
+    <w:bookmarkEnd w:id="30"/>
+    <w:bookmarkStart w:id="40" w:name="sec-affine-linear-functions"/>
     <w:p>
       <w:pPr>
         <w:pStyle w:val="Heading2"/>
@@ -4084,7 +4167,7 @@
         <w:t xml:space="preserve">2 Affine and linear functions of one variable</w:t>
       </w:r>
     </w:p>
-    <w:bookmarkStart w:id="28" w:name="def-affine-function"/>
+    <w:bookmarkStart w:id="31" w:name="def-affine-function"/>
     <w:p>
       <w:pPr>
         <w:pStyle w:val="FirstParagraph"/>
@@ -4094,7 +4177,7 @@
           <w:b/>
           <w:bCs/>
         </w:rPr>
-        <w:t xml:space="preserve">Definition 7 (Affine function of one variable)</w:t>
+        <w:t xml:space="preserve">Definition 9 (Affine function of one variable)</w:t>
       </w:r>
       <w:r>
         <w:t xml:space="preserve"> </w:t>
@@ -4275,12 +4358,99 @@
         </m:oMath>
       </m:oMathPara>
     </w:p>
+    <w:bookmarkEnd w:id="31"/>
+    <w:bookmarkStart w:id="32" w:name="def-slope"/>
     <w:p>
       <w:pPr>
         <w:pStyle w:val="FirstParagraph"/>
       </w:pPr>
       <w:r>
-        <w:t xml:space="preserve">In this formula,</w:t>
+        <w:rPr>
+          <w:b/>
+          <w:bCs/>
+        </w:rPr>
+        <w:t xml:space="preserve">Definition 10 (Slope)</w:t>
+      </w:r>
+      <w:r>
+        <w:t xml:space="preserve"> </w:t>
+      </w:r>
+      <w:r>
+        <w:t xml:space="preserve">In the formula</w:t>
+      </w:r>
+      <w:r>
+        <w:t xml:space="preserve"> </w:t>
+      </w:r>
+      <m:oMath>
+        <m:r>
+          <m:t>f</m:t>
+        </m:r>
+        <m:r>
+          <m:rPr>
+            <m:sty m:val="p"/>
+          </m:rPr>
+          <m:t>(</m:t>
+        </m:r>
+        <m:r>
+          <m:t>x</m:t>
+        </m:r>
+        <m:r>
+          <m:rPr>
+            <m:sty m:val="p"/>
+          </m:rPr>
+          <m:t>)</m:t>
+        </m:r>
+        <m:r>
+          <m:rPr>
+            <m:sty m:val="p"/>
+          </m:rPr>
+          <m:t>=</m:t>
+        </m:r>
+        <m:r>
+          <m:t>m</m:t>
+        </m:r>
+        <m:r>
+          <m:t>x</m:t>
+        </m:r>
+        <m:r>
+          <m:rPr>
+            <m:sty m:val="p"/>
+          </m:rPr>
+          <m:t>+</m:t>
+        </m:r>
+        <m:r>
+          <m:t>b</m:t>
+        </m:r>
+      </m:oMath>
+      <w:r>
+        <w:t xml:space="preserve"> </w:t>
+      </w:r>
+      <w:r>
+        <w:t xml:space="preserve">for an affine function</w:t>
+      </w:r>
+      <w:r>
+        <w:t xml:space="preserve"> </w:t>
+      </w:r>
+      <m:oMath>
+        <m:r>
+          <m:t>f</m:t>
+        </m:r>
+      </m:oMath>
+      <w:r>
+        <w:t xml:space="preserve"> </w:t>
+      </w:r>
+      <w:r>
+        <w:t xml:space="preserve">(</w:t>
+      </w:r>
+      <w:hyperlink w:anchor="def-affine-function">
+        <w:r>
+          <w:rPr>
+            <w:rStyle w:val="Hyperlink"/>
+          </w:rPr>
+          <w:t xml:space="preserve">Definition 9</w:t>
+        </w:r>
+      </w:hyperlink>
+      <w:r>
+        <w:t xml:space="preserve">),</w:t>
       </w:r>
       <w:r>
         <w:t xml:space="preserve"> </w:t>
@@ -4321,15 +4491,68 @@
         </m:r>
       </m:oMath>
       <w:r>
-        <w:t xml:space="preserve"> </w:t>
-      </w:r>
-      <w:r>
-        <w:t xml:space="preserve">and</w:t>
-      </w:r>
-      <w:r>
-        <w:t xml:space="preserve"> </w:t>
-      </w:r>
-      <m:oMath>
+        <w:t xml:space="preserve">.</w:t>
+      </w:r>
+    </w:p>
+    <w:bookmarkEnd w:id="32"/>
+    <w:bookmarkStart w:id="33" w:name="def-intercept"/>
+    <w:p>
+      <w:pPr>
+        <w:pStyle w:val="BodyText"/>
+      </w:pPr>
+      <w:r>
+        <w:rPr>
+          <w:b/>
+          <w:bCs/>
+        </w:rPr>
+        <w:t xml:space="preserve">Definition 11 (Intercept)</w:t>
+      </w:r>
+      <w:r>
+        <w:t xml:space="preserve"> </w:t>
+      </w:r>
+      <w:r>
+        <w:t xml:space="preserve">In the formula</w:t>
+      </w:r>
+      <w:r>
+        <w:t xml:space="preserve"> </w:t>
+      </w:r>
+      <m:oMath>
+        <m:r>
+          <m:t>f</m:t>
+        </m:r>
+        <m:r>
+          <m:rPr>
+            <m:sty m:val="p"/>
+          </m:rPr>
+          <m:t>(</m:t>
+        </m:r>
+        <m:r>
+          <m:t>x</m:t>
+        </m:r>
+        <m:r>
+          <m:rPr>
+            <m:sty m:val="p"/>
+          </m:rPr>
+          <m:t>)</m:t>
+        </m:r>
+        <m:r>
+          <m:rPr>
+            <m:sty m:val="p"/>
+          </m:rPr>
+          <m:t>=</m:t>
+        </m:r>
+        <m:r>
+          <m:t>m</m:t>
+        </m:r>
+        <m:r>
+          <m:t>x</m:t>
+        </m:r>
+        <m:r>
+          <m:rPr>
+            <m:sty m:val="p"/>
+          </m:rPr>
+          <m:t>+</m:t>
+        </m:r>
         <m:r>
           <m:t>b</m:t>
         </m:r>
@@ -4338,7 +4561,46 @@
         <w:t xml:space="preserve"> </w:t>
       </w:r>
       <w:r>
-        <w:t xml:space="preserve">its</w:t>
+        <w:t xml:space="preserve">for an affine function</w:t>
+      </w:r>
+      <w:r>
+        <w:t xml:space="preserve"> </w:t>
+      </w:r>
+      <m:oMath>
+        <m:r>
+          <m:t>f</m:t>
+        </m:r>
+      </m:oMath>
+      <w:r>
+        <w:t xml:space="preserve"> </w:t>
+      </w:r>
+      <w:r>
+        <w:t xml:space="preserve">(</w:t>
+      </w:r>
+      <w:hyperlink w:anchor="def-affine-function">
+        <w:r>
+          <w:rPr>
+            <w:rStyle w:val="Hyperlink"/>
+          </w:rPr>
+          <w:t xml:space="preserve">Definition 9</w:t>
+        </w:r>
+      </w:hyperlink>
+      <w:r>
+        <w:t xml:space="preserve">),</w:t>
+      </w:r>
+      <w:r>
+        <w:t xml:space="preserve"> </w:t>
+      </w:r>
+      <m:oMath>
+        <m:r>
+          <m:t>b</m:t>
+        </m:r>
+      </m:oMath>
+      <w:r>
+        <w:t xml:space="preserve"> </w:t>
+      </w:r>
+      <w:r>
+        <w:t xml:space="preserve">is called the</w:t>
       </w:r>
       <w:r>
         <w:t xml:space="preserve"> </w:t>
@@ -4351,11 +4613,25 @@
         <w:t xml:space="preserve">intercept</w:t>
       </w:r>
       <w:r>
+        <w:t xml:space="preserve"> </w:t>
+      </w:r>
+      <w:r>
+        <w:t xml:space="preserve">of</w:t>
+      </w:r>
+      <w:r>
+        <w:t xml:space="preserve"> </w:t>
+      </w:r>
+      <m:oMath>
+        <m:r>
+          <m:t>f</m:t>
+        </m:r>
+      </m:oMath>
+      <w:r>
         <w:t xml:space="preserve">.</w:t>
       </w:r>
     </w:p>
-    <w:bookmarkEnd w:id="28"/>
-    <w:bookmarkStart w:id="29" w:name="def-linear-function"/>
+    <w:bookmarkEnd w:id="33"/>
+    <w:bookmarkStart w:id="34" w:name="def-linear-function"/>
     <w:p>
       <w:pPr>
         <w:pStyle w:val="BodyText"/>
@@ -4365,7 +4641,7 @@
           <w:b/>
           <w:bCs/>
         </w:rPr>
-        <w:t xml:space="preserve">Definition 8 (Linear function of one variable)</w:t>
+        <w:t xml:space="preserve">Definition 12 (Linear function of one variable)</w:t>
       </w:r>
       <w:r>
         <w:t xml:space="preserve"> </w:t>
@@ -4434,7 +4710,7 @@
           <w:rPr>
             <w:rStyle w:val="Hyperlink"/>
           </w:rPr>
-          <w:t xml:space="preserve">Definition 7</w:t>
+          <w:t xml:space="preserve">Definition 9</w:t>
         </w:r>
       </w:hyperlink>
       <w:r>
@@ -4540,8 +4816,8 @@
         </m:oMath>
       </m:oMathPara>
     </w:p>
-    <w:bookmarkEnd w:id="29"/>
-    <w:bookmarkStart w:id="30" w:name="thm-affine-function-props"/>
+    <w:bookmarkEnd w:id="34"/>
+    <w:bookmarkStart w:id="35" w:name="thm-affine-function-props"/>
     <w:p>
       <w:pPr>
         <w:pStyle w:val="FirstParagraph"/>
@@ -4614,7 +4890,7 @@
           <w:rPr>
             <w:rStyle w:val="Hyperlink"/>
           </w:rPr>
-          <w:t xml:space="preserve">Definition 7</w:t>
+          <w:t xml:space="preserve">Definition 9</w:t>
         </w:r>
       </w:hyperlink>
       <w:r>
@@ -5053,7 +5329,7 @@
         <w:t xml:space="preserve">.</w:t>
       </w:r>
     </w:p>
-    <w:bookmarkEnd w:id="30"/>
+    <w:bookmarkEnd w:id="35"/>
     <w:p>
       <w:pPr>
         <w:pStyle w:val="FirstParagraph"/>
@@ -5153,7 +5429,7 @@
                   <m:nor/>
                   <m:sty m:val="p"/>
                 </m:rPr>
-                <m:t>Definition 7</m:t>
+                <m:t>Definition 9</m:t>
               </m:r>
               <m:r>
                 <m:rPr>
@@ -5508,7 +5784,7 @@
                   <m:nor/>
                   <m:sty m:val="p"/>
                 </m:rPr>
-                <m:t>Definition 7</m:t>
+                <m:t>Definition 9</m:t>
               </m:r>
               <m:r>
                 <m:rPr>
@@ -7229,7 +7505,7 @@
         </m:oMath>
       </m:oMathPara>
     </w:p>
-    <w:bookmarkStart w:id="31" w:name="exm-affine-function"/>
+    <w:bookmarkStart w:id="36" w:name="exm-affine-function"/>
     <w:p>
       <w:pPr>
         <w:pStyle w:val="FirstParagraph"/>
@@ -7671,8 +7947,8 @@
         <w:t xml:space="preserve">.</w:t>
       </w:r>
     </w:p>
-    <w:bookmarkEnd w:id="31"/>
-    <w:bookmarkStart w:id="34" w:name="rem-linear-function-terminology"/>
+    <w:bookmarkEnd w:id="36"/>
+    <w:bookmarkStart w:id="39" w:name="rem-linear-function-terminology"/>
     <w:p>
       <w:pPr>
         <w:pStyle w:val="BodyText"/>
@@ -7847,7 +8123,7 @@
       <w:r>
         <w:t xml:space="preserve"> </w:t>
       </w:r>
-      <w:hyperlink r:id="rId32">
+      <w:hyperlink r:id="rId37">
         <w:r>
           <w:rPr>
             <w:rStyle w:val="Hyperlink"/>
@@ -7889,7 +8165,7 @@
       <w:r>
         <w:t xml:space="preserve">(</w:t>
       </w:r>
-      <w:hyperlink r:id="rId33">
+      <w:hyperlink r:id="rId38">
         <w:r>
           <w:rPr>
             <w:rStyle w:val="Hyperlink"/>
@@ -7901,9 +8177,9 @@
         <w:t xml:space="preserve">).</w:t>
       </w:r>
     </w:p>
-    <w:bookmarkEnd w:id="34"/>
-    <w:bookmarkEnd w:id="35"/>
-    <w:bookmarkStart w:id="40" w:name="sec-sequence-limits"/>
+    <w:bookmarkEnd w:id="39"/>
+    <w:bookmarkEnd w:id="40"/>
+    <w:bookmarkStart w:id="49" w:name="sec-sequence-limits"/>
     <w:p>
       <w:pPr>
         <w:pStyle w:val="Heading2"/>
@@ -7912,7 +8188,7 @@
         <w:t xml:space="preserve">3 Limits of sequences</w:t>
       </w:r>
     </w:p>
-    <w:bookmarkStart w:id="37" w:name="def-sequence-limit"/>
+    <w:bookmarkStart w:id="42" w:name="def-sequence-limit"/>
     <w:p>
       <w:pPr>
         <w:pStyle w:val="FirstParagraph"/>
@@ -7922,18 +8198,48 @@
           <w:b/>
           <w:bCs/>
         </w:rPr>
-        <w:t xml:space="preserve">Definition 9 (Limit of a sequence)</w:t>
-      </w:r>
-      <w:r>
-        <w:t xml:space="preserve"> </w:t>
-      </w:r>
-      <w:r>
-        <w:t xml:space="preserve">A</w:t>
-      </w:r>
-      <w:r>
-        <w:t xml:space="preserve"> </w:t>
-      </w:r>
-      <w:hyperlink r:id="rId36">
+        <w:t xml:space="preserve">Definition 13 (Limit of a sequence)</w:t>
+      </w:r>
+      <w:r>
+        <w:t xml:space="preserve"> </w:t>
+      </w:r>
+      <w:r>
+        <w:t xml:space="preserve">A real number</w:t>
+      </w:r>
+      <w:r>
+        <w:t xml:space="preserve"> </w:t>
+      </w:r>
+      <m:oMath>
+        <m:r>
+          <m:t>L</m:t>
+        </m:r>
+      </m:oMath>
+      <w:r>
+        <w:t xml:space="preserve"> </w:t>
+      </w:r>
+      <w:r>
+        <w:t xml:space="preserve">is the</w:t>
+      </w:r>
+      <w:r>
+        <w:t xml:space="preserve"> </w:t>
+      </w:r>
+      <w:r>
+        <w:rPr>
+          <w:b/>
+          <w:bCs/>
+        </w:rPr>
+        <w:t xml:space="preserve">limit</w:t>
+      </w:r>
+      <w:r>
+        <w:t xml:space="preserve"> </w:t>
+      </w:r>
+      <w:r>
+        <w:t xml:space="preserve">of a</w:t>
+      </w:r>
+      <w:r>
+        <w:t xml:space="preserve"> </w:t>
+      </w:r>
+      <w:hyperlink r:id="rId41">
         <w:r>
           <w:rPr>
             <w:rStyle w:val="Hyperlink"/>
@@ -7974,34 +8280,7 @@
         <w:t xml:space="preserve"> </w:t>
       </w:r>
       <w:r>
-        <w:t xml:space="preserve">of real numbers</w:t>
-      </w:r>
-      <w:r>
-        <w:t xml:space="preserve"> </w:t>
-      </w:r>
-      <w:r>
-        <w:rPr>
-          <w:b/>
-          <w:bCs/>
-        </w:rPr>
-        <w:t xml:space="preserve">converges</w:t>
-      </w:r>
-      <w:r>
-        <w:t xml:space="preserve"> </w:t>
-      </w:r>
-      <w:r>
-        <w:t xml:space="preserve">to a real number</w:t>
-      </w:r>
-      <w:r>
-        <w:t xml:space="preserve"> </w:t>
-      </w:r>
-      <m:oMath>
-        <m:r>
-          <m:t>L</m:t>
-        </m:r>
-      </m:oMath>
-      <w:r>
-        <w:t xml:space="preserve">,</w:t>
+        <w:t xml:space="preserve">of real numbers,</w:t>
       </w:r>
       <w:r>
         <w:t xml:space="preserve"> </w:t>
@@ -8227,110 +8506,22 @@
         </m:oMath>
       </m:oMathPara>
     </w:p>
+    <w:bookmarkEnd w:id="42"/>
+    <w:bookmarkStart w:id="43" w:name="exm-sequence-limit"/>
     <w:p>
       <w:pPr>
         <w:pStyle w:val="FirstParagraph"/>
       </w:pPr>
       <w:r>
-        <w:t xml:space="preserve">Then</w:t>
-      </w:r>
-      <w:r>
-        <w:t xml:space="preserve"> </w:t>
-      </w:r>
-      <m:oMath>
-        <m:r>
-          <m:t>L</m:t>
-        </m:r>
-      </m:oMath>
-      <w:r>
-        <w:t xml:space="preserve"> </w:t>
-      </w:r>
-      <w:r>
-        <w:t xml:space="preserve">is the</w:t>
-      </w:r>
-      <w:r>
-        <w:t xml:space="preserve"> </w:t>
-      </w:r>
-      <w:r>
         <w:rPr>
           <w:b/>
           <w:bCs/>
         </w:rPr>
-        <w:t xml:space="preserve">limit</w:t>
-      </w:r>
-      <w:r>
-        <w:t xml:space="preserve"> </w:t>
-      </w:r>
-      <w:r>
-        <w:t xml:space="preserve">of the sequence.</w:t>
-      </w:r>
-      <w:r>
-        <w:t xml:space="preserve"> </w:t>
-      </w:r>
-      <w:r>
-        <w:t xml:space="preserve">A sequence that converges to some real number is</w:t>
-      </w:r>
-      <w:r>
-        <w:t xml:space="preserve"> </w:t>
-      </w:r>
-      <w:r>
-        <w:rPr>
-          <w:b/>
-          <w:bCs/>
-        </w:rPr>
-        <w:t xml:space="preserve">convergent</w:t>
-      </w:r>
-      <w:r>
-        <w:t xml:space="preserve">,</w:t>
-      </w:r>
-      <w:r>
-        <w:t xml:space="preserve"> </w:t>
-      </w:r>
-      <w:r>
-        <w:t xml:space="preserve">and a sequence that does not converge to any real number</w:t>
-      </w:r>
-      <w:r>
-        <w:t xml:space="preserve"> </w:t>
-      </w:r>
-      <w:r>
-        <w:rPr>
-          <w:b/>
-          <w:bCs/>
-        </w:rPr>
-        <w:t xml:space="preserve">diverges</w:t>
-      </w:r>
-      <w:r>
-        <w:t xml:space="preserve">.</w:t>
-      </w:r>
-    </w:p>
-    <w:bookmarkEnd w:id="37"/>
-    <w:bookmarkStart w:id="38" w:name="exm-sequence-limit"/>
-    <w:p>
-      <w:pPr>
-        <w:pStyle w:val="BodyText"/>
-      </w:pPr>
-      <w:r>
-        <w:rPr>
-          <w:b/>
-          <w:bCs/>
-        </w:rPr>
-        <w:t xml:space="preserve">Example 7 (A convergent sequence and a divergent one)</w:t>
-      </w:r>
-      <w:r>
-        <w:t xml:space="preserve"> </w:t>
-      </w:r>
-      <w:r>
-        <w:t xml:space="preserve"> </w:t>
-      </w:r>
-    </w:p>
-    <w:p>
-      <w:pPr>
-        <w:pStyle w:val="Compact"/>
-        <w:numPr>
-          <w:ilvl w:val="0"/>
-          <w:numId w:val="1008"/>
-        </w:numPr>
-      </w:pPr>
+        <w:t xml:space="preserve">Example 7 (The limit of a sequence)</w:t>
+      </w:r>
+      <w:r>
+        <w:t xml:space="preserve"> </w:t>
+      </w:r>
       <m:oMath>
         <m:sSub>
           <m:e>
@@ -8370,7 +8561,7 @@
         <w:t xml:space="preserve"> </w:t>
       </w:r>
       <w:r>
-        <w:t xml:space="preserve">converges to</w:t>
+        <w:t xml:space="preserve">has limit</w:t>
       </w:r>
       <w:r>
         <w:t xml:space="preserve"> </w:t>
@@ -8700,14 +8891,358 @@
         <w:t xml:space="preserve">.</w:t>
       </w:r>
     </w:p>
+    <w:bookmarkEnd w:id="43"/>
+    <w:bookmarkStart w:id="44" w:name="def-convergent-sequence"/>
     <w:p>
       <w:pPr>
-        <w:pStyle w:val="Compact"/>
-        <w:numPr>
-          <w:ilvl w:val="0"/>
-          <w:numId w:val="1008"/>
-        </w:numPr>
+        <w:pStyle w:val="BodyText"/>
       </w:pPr>
+      <w:r>
+        <w:rPr>
+          <w:b/>
+          <w:bCs/>
+        </w:rPr>
+        <w:t xml:space="preserve">Definition 14 (Convergent sequence (converges))</w:t>
+      </w:r>
+      <w:r>
+        <w:t xml:space="preserve"> </w:t>
+      </w:r>
+      <w:r>
+        <w:t xml:space="preserve">A sequence</w:t>
+      </w:r>
+      <w:r>
+        <w:t xml:space="preserve"> </w:t>
+      </w:r>
+      <m:oMath>
+        <m:r>
+          <m:rPr>
+            <m:sty m:val="p"/>
+          </m:rPr>
+          <m:t>(</m:t>
+        </m:r>
+        <m:sSub>
+          <m:e>
+            <m:r>
+              <m:t>a</m:t>
+            </m:r>
+          </m:e>
+          <m:sub>
+            <m:r>
+              <m:t>n</m:t>
+            </m:r>
+          </m:sub>
+        </m:sSub>
+        <m:r>
+          <m:rPr>
+            <m:sty m:val="p"/>
+          </m:rPr>
+          <m:t>)</m:t>
+        </m:r>
+      </m:oMath>
+      <w:r>
+        <w:t xml:space="preserve"> </w:t>
+      </w:r>
+      <w:r>
+        <w:t xml:space="preserve">of real numbers</w:t>
+      </w:r>
+      <w:r>
+        <w:t xml:space="preserve"> </w:t>
+      </w:r>
+      <w:r>
+        <w:rPr>
+          <w:b/>
+          <w:bCs/>
+        </w:rPr>
+        <w:t xml:space="preserve">converges</w:t>
+      </w:r>
+      <w:r>
+        <w:t xml:space="preserve"> </w:t>
+      </w:r>
+      <w:r>
+        <w:t xml:space="preserve">to a real number</w:t>
+      </w:r>
+      <w:r>
+        <w:t xml:space="preserve"> </w:t>
+      </w:r>
+      <m:oMath>
+        <m:r>
+          <m:t>L</m:t>
+        </m:r>
+      </m:oMath>
+      <w:r>
+        <w:t xml:space="preserve"> </w:t>
+      </w:r>
+      <w:r>
+        <w:t xml:space="preserve">if</w:t>
+      </w:r>
+      <w:r>
+        <w:t xml:space="preserve"> </w:t>
+      </w:r>
+      <m:oMath>
+        <m:r>
+          <m:t>L</m:t>
+        </m:r>
+      </m:oMath>
+      <w:r>
+        <w:t xml:space="preserve"> </w:t>
+      </w:r>
+      <w:r>
+        <w:t xml:space="preserve">is its limit (</w:t>
+      </w:r>
+      <w:hyperlink w:anchor="def-sequence-limit">
+        <w:r>
+          <w:rPr>
+            <w:rStyle w:val="Hyperlink"/>
+          </w:rPr>
+          <w:t xml:space="preserve">Definition 13</w:t>
+        </w:r>
+      </w:hyperlink>
+      <w:r>
+        <w:t xml:space="preserve">).</w:t>
+      </w:r>
+      <w:r>
+        <w:t xml:space="preserve"> </w:t>
+      </w:r>
+      <w:r>
+        <w:t xml:space="preserve">A sequence that converges to some real number is</w:t>
+      </w:r>
+      <w:r>
+        <w:t xml:space="preserve"> </w:t>
+      </w:r>
+      <w:r>
+        <w:rPr>
+          <w:b/>
+          <w:bCs/>
+        </w:rPr>
+        <w:t xml:space="preserve">convergent</w:t>
+      </w:r>
+      <w:r>
+        <w:t xml:space="preserve">.</w:t>
+      </w:r>
+    </w:p>
+    <w:bookmarkEnd w:id="44"/>
+    <w:bookmarkStart w:id="45" w:name="exm-convergent-sequence"/>
+    <w:p>
+      <w:pPr>
+        <w:pStyle w:val="BodyText"/>
+      </w:pPr>
+      <w:r>
+        <w:rPr>
+          <w:b/>
+          <w:bCs/>
+        </w:rPr>
+        <w:t xml:space="preserve">Example 8 (A convergent sequence)</w:t>
+      </w:r>
+      <w:r>
+        <w:t xml:space="preserve"> </w:t>
+      </w:r>
+      <m:oMath>
+        <m:sSub>
+          <m:e>
+            <m:r>
+              <m:t>a</m:t>
+            </m:r>
+          </m:e>
+          <m:sub>
+            <m:r>
+              <m:t>n</m:t>
+            </m:r>
+          </m:sub>
+        </m:sSub>
+        <m:r>
+          <m:rPr>
+            <m:sty m:val="p"/>
+          </m:rPr>
+          <m:t>=</m:t>
+        </m:r>
+        <m:f>
+          <m:fPr>
+            <m:type m:val="bar"/>
+          </m:fPr>
+          <m:num>
+            <m:r>
+              <m:t>1</m:t>
+            </m:r>
+          </m:num>
+          <m:den>
+            <m:r>
+              <m:t>n</m:t>
+            </m:r>
+          </m:den>
+        </m:f>
+      </m:oMath>
+      <w:r>
+        <w:t xml:space="preserve"> </w:t>
+      </w:r>
+      <w:r>
+        <w:t xml:space="preserve">converges to</w:t>
+      </w:r>
+      <w:r>
+        <w:t xml:space="preserve"> </w:t>
+      </w:r>
+      <m:oMath>
+        <m:r>
+          <m:t>0</m:t>
+        </m:r>
+      </m:oMath>
+      <w:r>
+        <w:t xml:space="preserve">, because</w:t>
+      </w:r>
+      <w:r>
+        <w:t xml:space="preserve"> </w:t>
+      </w:r>
+      <m:oMath>
+        <m:r>
+          <m:t>0</m:t>
+        </m:r>
+      </m:oMath>
+      <w:r>
+        <w:t xml:space="preserve"> </w:t>
+      </w:r>
+      <w:r>
+        <w:t xml:space="preserve">is its limit (</w:t>
+      </w:r>
+      <w:hyperlink w:anchor="exm-sequence-limit">
+        <w:r>
+          <w:rPr>
+            <w:rStyle w:val="Hyperlink"/>
+          </w:rPr>
+          <w:t xml:space="preserve">Example 7</w:t>
+        </w:r>
+      </w:hyperlink>
+      <w:r>
+        <w:t xml:space="preserve">),</w:t>
+      </w:r>
+      <w:r>
+        <w:t xml:space="preserve"> </w:t>
+      </w:r>
+      <w:r>
+        <w:t xml:space="preserve">so</w:t>
+      </w:r>
+      <w:r>
+        <w:t xml:space="preserve"> </w:t>
+      </w:r>
+      <m:oMath>
+        <m:sSub>
+          <m:e>
+            <m:r>
+              <m:t>a</m:t>
+            </m:r>
+          </m:e>
+          <m:sub>
+            <m:r>
+              <m:t>n</m:t>
+            </m:r>
+          </m:sub>
+        </m:sSub>
+        <m:r>
+          <m:rPr>
+            <m:sty m:val="p"/>
+          </m:rPr>
+          <m:t>=</m:t>
+        </m:r>
+        <m:f>
+          <m:fPr>
+            <m:type m:val="bar"/>
+          </m:fPr>
+          <m:num>
+            <m:r>
+              <m:t>1</m:t>
+            </m:r>
+          </m:num>
+          <m:den>
+            <m:r>
+              <m:t>n</m:t>
+            </m:r>
+          </m:den>
+        </m:f>
+      </m:oMath>
+      <w:r>
+        <w:t xml:space="preserve"> </w:t>
+      </w:r>
+      <w:r>
+        <w:t xml:space="preserve">is convergent.</w:t>
+      </w:r>
+    </w:p>
+    <w:bookmarkEnd w:id="45"/>
+    <w:bookmarkStart w:id="46" w:name="def-divergent-sequence"/>
+    <w:p>
+      <w:pPr>
+        <w:pStyle w:val="BodyText"/>
+      </w:pPr>
+      <w:r>
+        <w:rPr>
+          <w:b/>
+          <w:bCs/>
+        </w:rPr>
+        <w:t xml:space="preserve">Definition 15 (Divergent sequence (diverges))</w:t>
+      </w:r>
+      <w:r>
+        <w:t xml:space="preserve"> </w:t>
+      </w:r>
+      <w:r>
+        <w:t xml:space="preserve">A sequence that does not converge (</w:t>
+      </w:r>
+      <w:hyperlink w:anchor="def-convergent-sequence">
+        <w:r>
+          <w:rPr>
+            <w:rStyle w:val="Hyperlink"/>
+          </w:rPr>
+          <w:t xml:space="preserve">Definition 14</w:t>
+        </w:r>
+      </w:hyperlink>
+      <w:r>
+        <w:t xml:space="preserve">) to any real number</w:t>
+      </w:r>
+      <w:r>
+        <w:t xml:space="preserve"> </w:t>
+      </w:r>
+      <w:r>
+        <w:rPr>
+          <w:b/>
+          <w:bCs/>
+        </w:rPr>
+        <w:t xml:space="preserve">diverges</w:t>
+      </w:r>
+      <w:r>
+        <w:t xml:space="preserve">,</w:t>
+      </w:r>
+      <w:r>
+        <w:t xml:space="preserve"> </w:t>
+      </w:r>
+      <w:r>
+        <w:t xml:space="preserve">and a sequence that diverges is</w:t>
+      </w:r>
+      <w:r>
+        <w:t xml:space="preserve"> </w:t>
+      </w:r>
+      <w:r>
+        <w:rPr>
+          <w:b/>
+          <w:bCs/>
+        </w:rPr>
+        <w:t xml:space="preserve">divergent</w:t>
+      </w:r>
+      <w:r>
+        <w:t xml:space="preserve">.</w:t>
+      </w:r>
+    </w:p>
+    <w:bookmarkEnd w:id="46"/>
+    <w:bookmarkStart w:id="47" w:name="exm-divergent-sequence"/>
+    <w:p>
+      <w:pPr>
+        <w:pStyle w:val="BodyText"/>
+      </w:pPr>
+      <w:r>
+        <w:rPr>
+          <w:b/>
+          <w:bCs/>
+        </w:rPr>
+        <w:t xml:space="preserve">Example 9 (A divergent sequence)</w:t>
+      </w:r>
+      <w:r>
+        <w:t xml:space="preserve"> </w:t>
+      </w:r>
       <m:oMath>
         <m:sSub>
           <m:e>
@@ -9101,18 +9636,18 @@
         <w:t xml:space="preserve">.</w:t>
       </w:r>
     </w:p>
-    <w:bookmarkEnd w:id="38"/>
-    <w:bookmarkStart w:id="39" w:name="def-diverges-to-infinity"/>
+    <w:bookmarkEnd w:id="47"/>
+    <w:bookmarkStart w:id="48" w:name="def-diverges-to-infinity"/>
     <w:p>
       <w:pPr>
-        <w:pStyle w:val="FirstParagraph"/>
+        <w:pStyle w:val="BodyText"/>
       </w:pPr>
       <w:r>
         <w:rPr>
           <w:b/>
           <w:bCs/>
         </w:rPr>
-        <w:t xml:space="preserve">Definition 10 (Divergence of a sequence to infinity)</w:t>
+        <w:t xml:space="preserve">Definition 16 (Divergence of a sequence to infinity)</w:t>
       </w:r>
       <w:r>
         <w:t xml:space="preserve"> </w:t>
@@ -9123,7 +9658,7 @@
       <w:r>
         <w:t xml:space="preserve"> </w:t>
       </w:r>
-      <w:hyperlink r:id="rId36">
+      <w:hyperlink r:id="rId41">
         <w:r>
           <w:rPr>
             <w:rStyle w:val="Hyperlink"/>
@@ -9340,9 +9875,9 @@
         <w:t xml:space="preserve">.</w:t>
       </w:r>
     </w:p>
-    <w:bookmarkEnd w:id="39"/>
-    <w:bookmarkEnd w:id="40"/>
-    <w:bookmarkStart w:id="94" w:name="exponentials-and-logarithms"/>
+    <w:bookmarkEnd w:id="48"/>
+    <w:bookmarkEnd w:id="49"/>
+    <w:bookmarkStart w:id="105" w:name="exponentials-and-logarithms"/>
     <w:p>
       <w:pPr>
         <w:pStyle w:val="Heading2"/>
@@ -9351,7 +9886,7 @@
         <w:t xml:space="preserve">4 Exponentials and Logarithms</w:t>
       </w:r>
     </w:p>
-    <w:bookmarkStart w:id="41" w:name="def-exponential-function"/>
+    <w:bookmarkStart w:id="50" w:name="def-exponential-function"/>
     <w:p>
       <w:pPr>
         <w:pStyle w:val="FirstParagraph"/>
@@ -9361,7 +9896,7 @@
           <w:b/>
           <w:bCs/>
         </w:rPr>
-        <w:t xml:space="preserve">Definition 11 (Exponential function)</w:t>
+        <w:t xml:space="preserve">Definition 17 (Exponential function)</w:t>
       </w:r>
       <w:r>
         <w:t xml:space="preserve"> </w:t>
@@ -9608,7 +10143,7 @@
       <w:r>
         <w:t xml:space="preserve"> </w:t>
       </w:r>
-      <w:hyperlink r:id="rId36">
+      <w:hyperlink r:id="rId41">
         <w:r>
           <w:rPr>
             <w:rStyle w:val="Hyperlink"/>
@@ -9813,8 +10348,8 @@
         <w:t xml:space="preserve">, and it is positive.</w:t>
       </w:r>
     </w:p>
-    <w:bookmarkEnd w:id="41"/>
-    <w:bookmarkStart w:id="42" w:name="exm-exponential-function"/>
+    <w:bookmarkEnd w:id="50"/>
+    <w:bookmarkStart w:id="51" w:name="exm-exponential-function"/>
     <w:p>
       <w:pPr>
         <w:pStyle w:val="BodyText"/>
@@ -9824,7 +10359,7 @@
           <w:b/>
           <w:bCs/>
         </w:rPr>
-        <w:t xml:space="preserve">Example 8 (Approximating</w:t>
+        <w:t xml:space="preserve">Example 10 (Approximating</w:t>
       </w:r>
       <w:r>
         <w:rPr>
@@ -10390,8 +10925,8 @@
         <w:t xml:space="preserve">.</w:t>
       </w:r>
     </w:p>
-    <w:bookmarkEnd w:id="42"/>
-    <w:bookmarkStart w:id="43" w:name="def-euler-number"/>
+    <w:bookmarkEnd w:id="51"/>
+    <w:bookmarkStart w:id="52" w:name="def-euler-number"/>
     <w:p>
       <w:pPr>
         <w:pStyle w:val="BodyText"/>
@@ -10401,7 +10936,7 @@
           <w:b/>
           <w:bCs/>
         </w:rPr>
-        <w:t xml:space="preserve">Definition 12 (Euler’s number)</w:t>
+        <w:t xml:space="preserve">Definition 18 (Euler’s number)</w:t>
       </w:r>
       <w:r>
         <w:t xml:space="preserve"> </w:t>
@@ -10494,8 +11029,8 @@
         </m:oMath>
       </m:oMathPara>
     </w:p>
-    <w:bookmarkEnd w:id="43"/>
-    <w:bookmarkStart w:id="46" w:name="exm-euler-number"/>
+    <w:bookmarkEnd w:id="52"/>
+    <w:bookmarkStart w:id="55" w:name="exm-euler-number"/>
     <w:p>
       <w:pPr>
         <w:pStyle w:val="FirstParagraph"/>
@@ -10505,7 +11040,7 @@
           <w:b/>
           <w:bCs/>
         </w:rPr>
-        <w:t xml:space="preserve">Example 9 (Euler’s number is irrational)</w:t>
+        <w:t xml:space="preserve">Example 11 (Euler’s number is irrational)</w:t>
       </w:r>
       <w:r>
         <w:t xml:space="preserve"> </w:t>
@@ -10539,7 +11074,7 @@
       <w:r>
         <w:t xml:space="preserve"> </w:t>
       </w:r>
-      <w:hyperlink r:id="rId44">
+      <w:hyperlink r:id="rId53">
         <w:r>
           <w:rPr>
             <w:rStyle w:val="Hyperlink"/>
@@ -10647,7 +11182,7 @@
       <w:r>
         <w:t xml:space="preserve"> </w:t>
       </w:r>
-      <w:hyperlink r:id="rId45">
+      <w:hyperlink r:id="rId54">
         <w:r>
           <w:rPr>
             <w:rStyle w:val="Hyperlink"/>
@@ -10659,8 +11194,8 @@
         <w:t xml:space="preserve">).</w:t>
       </w:r>
     </w:p>
-    <w:bookmarkEnd w:id="46"/>
-    <w:bookmarkStart w:id="48" w:name="def-natural-log"/>
+    <w:bookmarkEnd w:id="55"/>
+    <w:bookmarkStart w:id="57" w:name="def-natural-log"/>
     <w:p>
       <w:pPr>
         <w:pStyle w:val="BodyText"/>
@@ -10670,7 +11205,7 @@
           <w:b/>
           <w:bCs/>
         </w:rPr>
-        <w:t xml:space="preserve">Definition 13 (Natural logarithm)</w:t>
+        <w:t xml:space="preserve">Definition 19 (Natural logarithm)</w:t>
       </w:r>
       <w:r>
         <w:t xml:space="preserve"> </w:t>
@@ -10921,7 +11456,7 @@
       <w:r>
         <w:t xml:space="preserve"> </w:t>
       </w:r>
-      <w:hyperlink r:id="rId47">
+      <w:hyperlink r:id="rId56">
         <w:r>
           <w:rPr>
             <w:rStyle w:val="Hyperlink"/>
@@ -10957,15 +11492,15 @@
           <w:rPr>
             <w:rStyle w:val="Hyperlink"/>
           </w:rPr>
-          <w:t xml:space="preserve">Definition 11</w:t>
+          <w:t xml:space="preserve">Definition 17</w:t>
         </w:r>
       </w:hyperlink>
       <w:r>
         <w:t xml:space="preserve">).</w:t>
       </w:r>
     </w:p>
-    <w:bookmarkEnd w:id="48"/>
-    <w:bookmarkStart w:id="49" w:name="rem-log-notation"/>
+    <w:bookmarkEnd w:id="57"/>
+    <w:bookmarkStart w:id="58" w:name="rem-log-notation"/>
     <w:p>
       <w:pPr>
         <w:pStyle w:val="BodyText"/>
@@ -11044,7 +11579,7 @@
           <w:rPr>
             <w:rStyle w:val="Hyperlink"/>
           </w:rPr>
-          <w:t xml:space="preserve">Definition 12</w:t>
+          <w:t xml:space="preserve">Definition 18</w:t>
         </w:r>
       </w:hyperlink>
       <w:r>
@@ -11103,8 +11638,8 @@
         <w:t xml:space="preserve">for the logarithm with base 10.</w:t>
       </w:r>
     </w:p>
-    <w:bookmarkEnd w:id="49"/>
-    <w:bookmarkStart w:id="50" w:name="exm-natural-log"/>
+    <w:bookmarkEnd w:id="58"/>
+    <w:bookmarkStart w:id="59" w:name="exm-natural-log"/>
     <w:p>
       <w:pPr>
         <w:pStyle w:val="BodyText"/>
@@ -11114,7 +11649,7 @@
           <w:b/>
           <w:bCs/>
         </w:rPr>
-        <w:t xml:space="preserve">Example 10 (Natural logarithms)</w:t>
+        <w:t xml:space="preserve">Example 12 (Natural logarithms)</w:t>
       </w:r>
       <w:r>
         <w:t xml:space="preserve"> </w:t>
@@ -11128,7 +11663,7 @@
         <w:pStyle w:val="Compact"/>
         <w:numPr>
           <w:ilvl w:val="0"/>
-          <w:numId w:val="1009"/>
+          <w:numId w:val="1008"/>
         </w:numPr>
       </w:pPr>
       <m:oMath>
@@ -11220,7 +11755,7 @@
           <w:rPr>
             <w:rStyle w:val="Hyperlink"/>
           </w:rPr>
-          <w:t xml:space="preserve">Example 8</w:t>
+          <w:t xml:space="preserve">Example 10</w:t>
         </w:r>
       </w:hyperlink>
       <w:r>
@@ -11232,7 +11767,7 @@
         <w:pStyle w:val="Compact"/>
         <w:numPr>
           <w:ilvl w:val="0"/>
-          <w:numId w:val="1009"/>
+          <w:numId w:val="1008"/>
         </w:numPr>
       </w:pPr>
       <m:oMath>
@@ -11324,7 +11859,7 @@
           <w:rPr>
             <w:rStyle w:val="Hyperlink"/>
           </w:rPr>
-          <w:t xml:space="preserve">Definition 12</w:t>
+          <w:t xml:space="preserve">Definition 18</w:t>
         </w:r>
       </w:hyperlink>
       <w:r>
@@ -11336,7 +11871,7 @@
         <w:pStyle w:val="Compact"/>
         <w:numPr>
           <w:ilvl w:val="0"/>
-          <w:numId w:val="1009"/>
+          <w:numId w:val="1008"/>
         </w:numPr>
       </w:pPr>
       <m:oMath>
@@ -11477,8 +12012,8 @@
         <w:t xml:space="preserve">.</w:t>
       </w:r>
     </w:p>
-    <w:bookmarkEnd w:id="50"/>
-    <w:bookmarkStart w:id="53" w:name="def-real-power"/>
+    <w:bookmarkEnd w:id="59"/>
+    <w:bookmarkStart w:id="62" w:name="def-real-power"/>
     <w:p>
       <w:pPr>
         <w:pStyle w:val="FirstParagraph"/>
@@ -11488,7 +12023,7 @@
           <w:b/>
           <w:bCs/>
         </w:rPr>
-        <w:t xml:space="preserve">Definition 14 (Power with a real exponent)</w:t>
+        <w:t xml:space="preserve">Definition 20 (Power with a real exponent)</w:t>
       </w:r>
       <w:r>
         <w:t xml:space="preserve"> </w:t>
@@ -11660,24 +12195,7 @@
       <w:r>
         <w:t xml:space="preserve"> </w:t>
       </w:r>
-      <w:hyperlink r:id="rId51">
-        <w:r>
-          <w:rPr>
-            <w:rStyle w:val="Hyperlink"/>
-          </w:rPr>
-          <w:t xml:space="preserve">Definition 4 in Equalities, Inequalities and Minimizers</w:t>
-        </w:r>
-      </w:hyperlink>
-      <w:r>
-        <w:t xml:space="preserve"> </w:t>
-      </w:r>
-      <w:r>
-        <w:t xml:space="preserve">and</w:t>
-      </w:r>
-      <w:r>
-        <w:t xml:space="preserve"> </w:t>
-      </w:r>
-      <w:hyperlink r:id="rId52">
+      <w:hyperlink r:id="rId60">
         <w:r>
           <w:rPr>
             <w:rStyle w:val="Hyperlink"/>
@@ -11686,11 +12204,28 @@
         </w:r>
       </w:hyperlink>
       <w:r>
+        <w:t xml:space="preserve"> </w:t>
+      </w:r>
+      <w:r>
+        <w:t xml:space="preserve">and</w:t>
+      </w:r>
+      <w:r>
+        <w:t xml:space="preserve"> </w:t>
+      </w:r>
+      <w:hyperlink r:id="rId61">
+        <w:r>
+          <w:rPr>
+            <w:rStyle w:val="Hyperlink"/>
+          </w:rPr>
+          <w:t xml:space="preserve">Definition 9 in Equalities, Inequalities and Minimizers</w:t>
+        </w:r>
+      </w:hyperlink>
+      <w:r>
         <w:t xml:space="preserve">.</w:t>
       </w:r>
     </w:p>
-    <w:bookmarkEnd w:id="53"/>
-    <w:bookmarkStart w:id="55" w:name="exm-real-power"/>
+    <w:bookmarkEnd w:id="62"/>
+    <w:bookmarkStart w:id="64" w:name="exm-real-power"/>
     <w:p>
       <w:pPr>
         <w:pStyle w:val="BodyText"/>
@@ -11700,7 +12235,7 @@
           <w:b/>
           <w:bCs/>
         </w:rPr>
-        <w:t xml:space="preserve">Example 11 (Real powers, and</w:t>
+        <w:t xml:space="preserve">Example 13 (Real powers, and</w:t>
       </w:r>
       <w:r>
         <w:rPr>
@@ -11741,7 +12276,7 @@
       <w:pPr>
         <w:numPr>
           <w:ilvl w:val="0"/>
-          <w:numId w:val="1010"/>
+          <w:numId w:val="1009"/>
         </w:numPr>
       </w:pPr>
       <m:oMath>
@@ -11995,12 +12530,12 @@
       <w:r>
         <w:t xml:space="preserve"> </w:t>
       </w:r>
-      <w:hyperlink r:id="rId51">
+      <w:hyperlink r:id="rId60">
         <w:r>
           <w:rPr>
             <w:rStyle w:val="Hyperlink"/>
           </w:rPr>
-          <w:t xml:space="preserve">Definition 4 in Equalities, Inequalities and Minimizers</w:t>
+          <w:t xml:space="preserve">Definition 5 in Equalities, Inequalities and Minimizers</w:t>
         </w:r>
       </w:hyperlink>
       <w:r>
@@ -12011,7 +12546,7 @@
       <w:pPr>
         <w:numPr>
           <w:ilvl w:val="0"/>
-          <w:numId w:val="1010"/>
+          <w:numId w:val="1009"/>
         </w:numPr>
       </w:pPr>
       <m:oMath>
@@ -12182,12 +12717,12 @@
       <w:r>
         <w:t xml:space="preserve">(</w:t>
       </w:r>
-      <w:hyperlink r:id="rId54">
+      <w:hyperlink r:id="rId63">
         <w:r>
           <w:rPr>
             <w:rStyle w:val="Hyperlink"/>
           </w:rPr>
-          <w:t xml:space="preserve">Definition 6 in Equalities, Inequalities and Minimizers</w:t>
+          <w:t xml:space="preserve">Definition 10 in Equalities, Inequalities and Minimizers</w:t>
         </w:r>
       </w:hyperlink>
       <w:r>
@@ -12198,7 +12733,7 @@
       <w:pPr>
         <w:numPr>
           <w:ilvl w:val="0"/>
-          <w:numId w:val="1010"/>
+          <w:numId w:val="1009"/>
         </w:numPr>
       </w:pPr>
       <w:r>
@@ -12234,7 +12769,7 @@
           <w:rPr>
             <w:rStyle w:val="Hyperlink"/>
           </w:rPr>
-          <w:t xml:space="preserve">Definition 12</w:t>
+          <w:t xml:space="preserve">Definition 18</w:t>
         </w:r>
       </w:hyperlink>
       <w:r>
@@ -12347,7 +12882,7 @@
                   <m:nor/>
                   <m:sty m:val="p"/>
                 </m:rPr>
-                <m:t>Definition 14</m:t>
+                <m:t>Definition 20</m:t>
               </m:r>
               <m:r>
                 <m:rPr>
@@ -12498,7 +13033,7 @@
                   <m:nor/>
                   <m:sty m:val="p"/>
                 </m:rPr>
-                <m:t>Example 10</m:t>
+                <m:t>Example 12</m:t>
               </m:r>
               <m:r>
                 <m:rPr>
@@ -12645,8 +13180,8 @@
         <w:t xml:space="preserve">are two names for the same number.</w:t>
       </w:r>
     </w:p>
-    <w:bookmarkEnd w:id="55"/>
-    <w:bookmarkStart w:id="57" w:name="def-power-nonpositive-base"/>
+    <w:bookmarkEnd w:id="64"/>
+    <w:bookmarkStart w:id="66" w:name="def-power-nonpositive-base"/>
     <w:p>
       <w:pPr>
         <w:pStyle w:val="FirstParagraph"/>
@@ -12656,26 +13191,12 @@
           <w:b/>
           <w:bCs/>
         </w:rPr>
-        <w:t xml:space="preserve">Definition 15 (Real powers of zero and of negative numbers)</w:t>
-      </w:r>
-      <w:r>
-        <w:t xml:space="preserve"> </w:t>
-      </w:r>
-      <w:hyperlink r:id="rId51">
-        <w:r>
-          <w:rPr>
-            <w:rStyle w:val="Hyperlink"/>
-          </w:rPr>
-          <w:t xml:space="preserve">Definition 4 in Equalities, Inequalities and Minimizers</w:t>
-        </w:r>
-      </w:hyperlink>
-      <w:r>
-        <w:t xml:space="preserve">,</w:t>
-      </w:r>
-      <w:r>
-        <w:t xml:space="preserve"> </w:t>
-      </w:r>
-      <w:hyperlink r:id="rId52">
+        <w:t xml:space="preserve">Definition 21 (Real powers of zero and of negative numbers)</w:t>
+      </w:r>
+      <w:r>
+        <w:t xml:space="preserve"> </w:t>
+      </w:r>
+      <w:hyperlink r:id="rId60">
         <w:r>
           <w:rPr>
             <w:rStyle w:val="Hyperlink"/>
@@ -12684,6 +13205,20 @@
         </w:r>
       </w:hyperlink>
       <w:r>
+        <w:t xml:space="preserve">,</w:t>
+      </w:r>
+      <w:r>
+        <w:t xml:space="preserve"> </w:t>
+      </w:r>
+      <w:hyperlink r:id="rId61">
+        <w:r>
+          <w:rPr>
+            <w:rStyle w:val="Hyperlink"/>
+          </w:rPr>
+          <w:t xml:space="preserve">Definition 9 in Equalities, Inequalities and Minimizers</w:t>
+        </w:r>
+      </w:hyperlink>
+      <w:r>
         <w:t xml:space="preserve"> </w:t>
       </w:r>
       <w:r>
@@ -12697,7 +13232,7 @@
           <w:rPr>
             <w:rStyle w:val="Hyperlink"/>
           </w:rPr>
-          <w:t xml:space="preserve">Definition 14</w:t>
+          <w:t xml:space="preserve">Definition 20</w:t>
         </w:r>
       </w:hyperlink>
       <w:r>
@@ -12757,6 +13292,314 @@
       </w:r>
       <w:r>
         <w:t xml:space="preserve">We complete them as follows.</w:t>
+      </w:r>
+    </w:p>
+    <w:p>
+      <w:pPr>
+        <w:pStyle w:val="Compact"/>
+        <w:numPr>
+          <w:ilvl w:val="0"/>
+          <w:numId w:val="1010"/>
+        </w:numPr>
+      </w:pPr>
+      <w:r>
+        <w:t xml:space="preserve">For a real number</w:t>
+      </w:r>
+      <w:r>
+        <w:t xml:space="preserve"> </w:t>
+      </w:r>
+      <m:oMath>
+        <m:r>
+          <m:t>c</m:t>
+        </m:r>
+        <m:r>
+          <m:rPr>
+            <m:sty m:val="p"/>
+          </m:rPr>
+          <m:t>&gt;</m:t>
+        </m:r>
+        <m:r>
+          <m:t>0</m:t>
+        </m:r>
+      </m:oMath>
+      <w:r>
+        <w:t xml:space="preserve">,</w:t>
+      </w:r>
+      <w:r>
+        <w:t xml:space="preserve"> </w:t>
+      </w:r>
+      <m:oMath>
+        <m:sSup>
+          <m:e>
+            <m:r>
+              <m:t>0</m:t>
+            </m:r>
+          </m:e>
+          <m:sup>
+            <m:r>
+              <m:t>c</m:t>
+            </m:r>
+          </m:sup>
+        </m:sSup>
+        <m:limUpp>
+          <m:e>
+            <m:r>
+              <m:rPr>
+                <m:sty m:val="p"/>
+              </m:rPr>
+              <m:t>=</m:t>
+            </m:r>
+          </m:e>
+          <m:lim>
+            <m:r>
+              <m:rPr>
+                <m:nor/>
+                <m:sty m:val="p"/>
+              </m:rPr>
+              <m:t>def</m:t>
+            </m:r>
+          </m:lim>
+        </m:limUpp>
+        <m:r>
+          <m:t>0</m:t>
+        </m:r>
+      </m:oMath>
+      <w:r>
+        <w:t xml:space="preserve">.</w:t>
+      </w:r>
+      <w:r>
+        <w:t xml:space="preserve"> </w:t>
+      </w:r>
+      <w:r>
+        <w:t xml:space="preserve">For a natural number</w:t>
+      </w:r>
+      <w:r>
+        <w:t xml:space="preserve"> </w:t>
+      </w:r>
+      <m:oMath>
+        <m:r>
+          <m:t>c</m:t>
+        </m:r>
+      </m:oMath>
+      <w:r>
+        <w:t xml:space="preserve">, this agrees with</w:t>
+      </w:r>
+      <w:r>
+        <w:t xml:space="preserve"> </w:t>
+      </w:r>
+      <w:hyperlink r:id="rId60">
+        <w:r>
+          <w:rPr>
+            <w:rStyle w:val="Hyperlink"/>
+          </w:rPr>
+          <w:t xml:space="preserve">Definition 5 in Equalities, Inequalities and Minimizers</w:t>
+        </w:r>
+      </w:hyperlink>
+      <w:r>
+        <w:t xml:space="preserve">.</w:t>
+      </w:r>
+    </w:p>
+    <w:p>
+      <w:pPr>
+        <w:pStyle w:val="Compact"/>
+        <w:numPr>
+          <w:ilvl w:val="0"/>
+          <w:numId w:val="1010"/>
+        </w:numPr>
+      </w:pPr>
+      <w:r>
+        <w:t xml:space="preserve">For</w:t>
+      </w:r>
+      <w:r>
+        <w:t xml:space="preserve"> </w:t>
+      </w:r>
+      <m:oMath>
+        <m:r>
+          <m:t>b</m:t>
+        </m:r>
+        <m:r>
+          <m:rPr>
+            <m:sty m:val="p"/>
+          </m:rPr>
+          <m:t>&lt;</m:t>
+        </m:r>
+        <m:r>
+          <m:t>0</m:t>
+        </m:r>
+      </m:oMath>
+      <w:r>
+        <w:t xml:space="preserve">,</w:t>
+      </w:r>
+      <w:r>
+        <w:t xml:space="preserve"> </w:t>
+      </w:r>
+      <m:oMath>
+        <m:sSup>
+          <m:e>
+            <m:r>
+              <m:t>b</m:t>
+            </m:r>
+          </m:e>
+          <m:sup>
+            <m:r>
+              <m:t>c</m:t>
+            </m:r>
+          </m:sup>
+        </m:sSup>
+      </m:oMath>
+      <w:r>
+        <w:t xml:space="preserve"> </w:t>
+      </w:r>
+      <w:r>
+        <w:t xml:space="preserve">is defined only when</w:t>
+      </w:r>
+      <w:r>
+        <w:t xml:space="preserve"> </w:t>
+      </w:r>
+      <m:oMath>
+        <m:r>
+          <m:t>c</m:t>
+        </m:r>
+      </m:oMath>
+      <w:r>
+        <w:t xml:space="preserve"> </w:t>
+      </w:r>
+      <w:r>
+        <w:t xml:space="preserve">is an</w:t>
+      </w:r>
+      <w:r>
+        <w:t xml:space="preserve"> </w:t>
+      </w:r>
+      <w:hyperlink r:id="rId65">
+        <w:r>
+          <w:rPr>
+            <w:rStyle w:val="Hyperlink"/>
+          </w:rPr>
+          <w:t xml:space="preserve">integer</w:t>
+        </w:r>
+      </w:hyperlink>
+      <w:r>
+        <w:t xml:space="preserve">,</w:t>
+      </w:r>
+      <w:r>
+        <w:t xml:space="preserve"> </w:t>
+      </w:r>
+      <w:r>
+        <w:t xml:space="preserve">by</w:t>
+      </w:r>
+      <w:r>
+        <w:t xml:space="preserve"> </w:t>
+      </w:r>
+      <w:hyperlink r:id="rId60">
+        <w:r>
+          <w:rPr>
+            <w:rStyle w:val="Hyperlink"/>
+          </w:rPr>
+          <w:t xml:space="preserve">Definition 5 in Equalities, Inequalities and Minimizers</w:t>
+        </w:r>
+      </w:hyperlink>
+      <w:r>
+        <w:t xml:space="preserve"> </w:t>
+      </w:r>
+      <w:r>
+        <w:t xml:space="preserve">and</w:t>
+      </w:r>
+      <w:r>
+        <w:t xml:space="preserve"> </w:t>
+      </w:r>
+      <w:hyperlink r:id="rId61">
+        <w:r>
+          <w:rPr>
+            <w:rStyle w:val="Hyperlink"/>
+          </w:rPr>
+          <w:t xml:space="preserve">Definition 9 in Equalities, Inequalities and Minimizers</w:t>
+        </w:r>
+      </w:hyperlink>
+      <w:r>
+        <w:t xml:space="preserve">;</w:t>
+      </w:r>
+      <w:r>
+        <w:t xml:space="preserve"> </w:t>
+      </w:r>
+      <w:r>
+        <w:t xml:space="preserve">for</w:t>
+      </w:r>
+      <w:r>
+        <w:t xml:space="preserve"> </w:t>
+      </w:r>
+      <m:oMath>
+        <m:r>
+          <m:t>b</m:t>
+        </m:r>
+        <m:r>
+          <m:rPr>
+            <m:sty m:val="p"/>
+          </m:rPr>
+          <m:t>&lt;</m:t>
+        </m:r>
+        <m:r>
+          <m:t>0</m:t>
+        </m:r>
+      </m:oMath>
+      <w:r>
+        <w:t xml:space="preserve"> </w:t>
+      </w:r>
+      <w:r>
+        <w:t xml:space="preserve">and a non-integer</w:t>
+      </w:r>
+      <w:r>
+        <w:t xml:space="preserve"> </w:t>
+      </w:r>
+      <m:oMath>
+        <m:r>
+          <m:t>c</m:t>
+        </m:r>
+      </m:oMath>
+      <w:r>
+        <w:t xml:space="preserve">,</w:t>
+      </w:r>
+      <w:r>
+        <w:t xml:space="preserve"> </w:t>
+      </w:r>
+      <m:oMath>
+        <m:sSup>
+          <m:e>
+            <m:r>
+              <m:t>b</m:t>
+            </m:r>
+          </m:e>
+          <m:sup>
+            <m:r>
+              <m:t>c</m:t>
+            </m:r>
+          </m:sup>
+        </m:sSup>
+      </m:oMath>
+      <w:r>
+        <w:t xml:space="preserve"> </w:t>
+      </w:r>
+      <w:r>
+        <w:t xml:space="preserve">is undefined.</w:t>
+      </w:r>
+    </w:p>
+    <w:bookmarkEnd w:id="66"/>
+    <w:bookmarkStart w:id="67" w:name="exm-power-nonpositive-base"/>
+    <w:p>
+      <w:pPr>
+        <w:pStyle w:val="FirstParagraph"/>
+      </w:pPr>
+      <w:r>
+        <w:rPr>
+          <w:b/>
+          <w:bCs/>
+        </w:rPr>
+        <w:t xml:space="preserve">Example 14 (Powers of zero and of negative numbers)</w:t>
+      </w:r>
+      <w:r>
+        <w:t xml:space="preserve"> </w:t>
+      </w:r>
+      <w:r>
+        <w:t xml:space="preserve"> </w:t>
       </w:r>
     </w:p>
     <w:p>
@@ -12767,32 +13610,6 @@
           <w:numId w:val="1011"/>
         </w:numPr>
       </w:pPr>
-      <w:r>
-        <w:t xml:space="preserve">For a real number</w:t>
-      </w:r>
-      <w:r>
-        <w:t xml:space="preserve"> </w:t>
-      </w:r>
-      <m:oMath>
-        <m:r>
-          <m:t>c</m:t>
-        </m:r>
-        <m:r>
-          <m:rPr>
-            <m:sty m:val="p"/>
-          </m:rPr>
-          <m:t>&gt;</m:t>
-        </m:r>
-        <m:r>
-          <m:t>0</m:t>
-        </m:r>
-      </m:oMath>
-      <w:r>
-        <w:t xml:space="preserve">,</w:t>
-      </w:r>
-      <w:r>
-        <w:t xml:space="preserve"> </w:t>
-      </w:r>
       <m:oMath>
         <m:sSup>
           <m:e>
@@ -12802,66 +13619,73 @@
           </m:e>
           <m:sup>
             <m:r>
-              <m:t>c</m:t>
-            </m:r>
-          </m:sup>
-        </m:sSup>
-        <m:limUpp>
-          <m:e>
+              <m:t>1</m:t>
+            </m:r>
             <m:r>
               <m:rPr>
                 <m:sty m:val="p"/>
               </m:rPr>
-              <m:t>=</m:t>
+              <m:t>/</m:t>
+            </m:r>
+            <m:r>
+              <m:t>2</m:t>
+            </m:r>
+          </m:sup>
+        </m:sSup>
+        <m:r>
+          <m:rPr>
+            <m:sty m:val="p"/>
+          </m:rPr>
+          <m:t>=</m:t>
+        </m:r>
+        <m:r>
+          <m:t>0</m:t>
+        </m:r>
+      </m:oMath>
+      <w:r>
+        <w:t xml:space="preserve">, which agrees with</w:t>
+      </w:r>
+      <w:r>
+        <w:t xml:space="preserve"> </w:t>
+      </w:r>
+      <m:oMath>
+        <m:rad>
+          <m:radPr>
+            <m:degHide m:val="on"/>
+          </m:radPr>
+          <m:deg/>
+          <m:e>
+            <m:r>
+              <m:t>0</m:t>
             </m:r>
           </m:e>
-          <m:lim>
-            <m:r>
-              <m:rPr>
-                <m:nor/>
-                <m:sty m:val="p"/>
-              </m:rPr>
-              <m:t>def</m:t>
-            </m:r>
-          </m:lim>
-        </m:limUpp>
+        </m:rad>
+        <m:r>
+          <m:rPr>
+            <m:sty m:val="p"/>
+          </m:rPr>
+          <m:t>=</m:t>
+        </m:r>
         <m:r>
           <m:t>0</m:t>
         </m:r>
       </m:oMath>
       <w:r>
-        <w:t xml:space="preserve">.</w:t>
-      </w:r>
-      <w:r>
-        <w:t xml:space="preserve"> </w:t>
-      </w:r>
-      <w:r>
-        <w:t xml:space="preserve">For a natural number</w:t>
-      </w:r>
-      <w:r>
-        <w:t xml:space="preserve"> </w:t>
-      </w:r>
-      <m:oMath>
-        <m:r>
-          <m:t>c</m:t>
-        </m:r>
-      </m:oMath>
-      <w:r>
-        <w:t xml:space="preserve">, this agrees with</w:t>
-      </w:r>
-      <w:r>
-        <w:t xml:space="preserve"> </w:t>
-      </w:r>
-      <w:hyperlink r:id="rId51">
+        <w:t xml:space="preserve"> </w:t>
+      </w:r>
+      <w:r>
+        <w:t xml:space="preserve">(</w:t>
+      </w:r>
+      <w:hyperlink r:id="rId63">
         <w:r>
           <w:rPr>
             <w:rStyle w:val="Hyperlink"/>
           </w:rPr>
-          <w:t xml:space="preserve">Definition 4 in Equalities, Inequalities and Minimizers</w:t>
+          <w:t xml:space="preserve">Definition 10 in Equalities, Inequalities and Minimizers</w:t>
         </w:r>
       </w:hyperlink>
       <w:r>
-        <w:t xml:space="preserve">.</w:t>
+        <w:t xml:space="preserve">).</w:t>
       </w:r>
     </w:p>
     <w:p>
@@ -12872,97 +13696,47 @@
           <w:numId w:val="1011"/>
         </w:numPr>
       </w:pPr>
-      <w:r>
-        <w:t xml:space="preserve">For</w:t>
-      </w:r>
-      <w:r>
-        <w:t xml:space="preserve"> </w:t>
-      </w:r>
-      <m:oMath>
-        <m:r>
-          <m:t>b</m:t>
-        </m:r>
-        <m:r>
-          <m:rPr>
-            <m:sty m:val="p"/>
-          </m:rPr>
-          <m:t>&lt;</m:t>
-        </m:r>
-        <m:r>
-          <m:t>0</m:t>
-        </m:r>
-      </m:oMath>
-      <w:r>
-        <w:t xml:space="preserve">,</w:t>
-      </w:r>
-      <w:r>
-        <w:t xml:space="preserve"> </w:t>
-      </w:r>
-      <m:oMath>
+      <m:oMath>
+        <m:r>
+          <m:rPr>
+            <m:sty m:val="p"/>
+          </m:rPr>
+          <m:t>(</m:t>
+        </m:r>
+        <m:r>
+          <m:rPr>
+            <m:sty m:val="p"/>
+          </m:rPr>
+          <m:t>−</m:t>
+        </m:r>
+        <m:r>
+          <m:t>8</m:t>
+        </m:r>
         <m:sSup>
           <m:e>
             <m:r>
-              <m:t>b</m:t>
+              <m:rPr>
+                <m:sty m:val="p"/>
+              </m:rPr>
+              <m:t>)</m:t>
             </m:r>
           </m:e>
           <m:sup>
             <m:r>
-              <m:t>c</m:t>
+              <m:t>2</m:t>
             </m:r>
           </m:sup>
         </m:sSup>
-      </m:oMath>
-      <w:r>
-        <w:t xml:space="preserve"> </w:t>
-      </w:r>
-      <w:r>
-        <w:t xml:space="preserve">is defined only when</w:t>
-      </w:r>
-      <w:r>
-        <w:t xml:space="preserve"> </w:t>
-      </w:r>
-      <m:oMath>
-        <m:r>
-          <m:t>c</m:t>
-        </m:r>
-      </m:oMath>
-      <w:r>
-        <w:t xml:space="preserve"> </w:t>
-      </w:r>
-      <w:r>
-        <w:t xml:space="preserve">is an</w:t>
-      </w:r>
-      <w:r>
-        <w:t xml:space="preserve"> </w:t>
-      </w:r>
-      <w:hyperlink r:id="rId56">
-        <w:r>
-          <w:rPr>
-            <w:rStyle w:val="Hyperlink"/>
-          </w:rPr>
-          <w:t xml:space="preserve">integer</w:t>
-        </w:r>
-      </w:hyperlink>
-      <w:r>
-        <w:t xml:space="preserve">,</w:t>
-      </w:r>
-      <w:r>
-        <w:t xml:space="preserve"> </w:t>
-      </w:r>
-      <w:r>
-        <w:t xml:space="preserve">by</w:t>
-      </w:r>
-      <w:r>
-        <w:t xml:space="preserve"> </w:t>
-      </w:r>
-      <w:hyperlink r:id="rId51">
-        <w:r>
-          <w:rPr>
-            <w:rStyle w:val="Hyperlink"/>
-          </w:rPr>
-          <w:t xml:space="preserve">Definition 4 in Equalities, Inequalities and Minimizers</w:t>
-        </w:r>
-      </w:hyperlink>
+        <m:r>
+          <m:rPr>
+            <m:sty m:val="p"/>
+          </m:rPr>
+          <m:t>=</m:t>
+        </m:r>
+        <m:r>
+          <m:t>64</m:t>
+        </m:r>
+      </m:oMath>
       <w:r>
         <w:t xml:space="preserve"> </w:t>
       </w:r>
@@ -12972,83 +13746,228 @@
       <w:r>
         <w:t xml:space="preserve"> </w:t>
       </w:r>
-      <w:hyperlink r:id="rId52">
-        <w:r>
-          <w:rPr>
-            <w:rStyle w:val="Hyperlink"/>
-          </w:rPr>
-          <w:t xml:space="preserve">Definition 5 in Equalities, Inequalities and Minimizers</w:t>
-        </w:r>
-      </w:hyperlink>
-      <w:r>
-        <w:t xml:space="preserve">;</w:t>
-      </w:r>
-      <w:r>
-        <w:t xml:space="preserve"> </w:t>
-      </w:r>
-      <w:r>
-        <w:t xml:space="preserve">for</w:t>
-      </w:r>
-      <w:r>
-        <w:t xml:space="preserve"> </w:t>
-      </w:r>
-      <m:oMath>
-        <m:r>
-          <m:t>b</m:t>
-        </m:r>
-        <m:r>
-          <m:rPr>
-            <m:sty m:val="p"/>
-          </m:rPr>
-          <m:t>&lt;</m:t>
-        </m:r>
-        <m:r>
-          <m:t>0</m:t>
-        </m:r>
-      </m:oMath>
-      <w:r>
-        <w:t xml:space="preserve"> </w:t>
-      </w:r>
-      <w:r>
-        <w:t xml:space="preserve">and a non-integer</w:t>
-      </w:r>
-      <w:r>
-        <w:t xml:space="preserve"> </w:t>
-      </w:r>
-      <m:oMath>
-        <m:r>
-          <m:t>c</m:t>
-        </m:r>
-      </m:oMath>
-      <w:r>
-        <w:t xml:space="preserve">,</w:t>
-      </w:r>
-      <w:r>
-        <w:t xml:space="preserve"> </w:t>
-      </w:r>
-      <m:oMath>
+      <m:oMath>
+        <m:r>
+          <m:rPr>
+            <m:sty m:val="p"/>
+          </m:rPr>
+          <m:t>(</m:t>
+        </m:r>
+        <m:r>
+          <m:rPr>
+            <m:sty m:val="p"/>
+          </m:rPr>
+          <m:t>−</m:t>
+        </m:r>
+        <m:r>
+          <m:t>8</m:t>
+        </m:r>
         <m:sSup>
           <m:e>
             <m:r>
-              <m:t>b</m:t>
+              <m:rPr>
+                <m:sty m:val="p"/>
+              </m:rPr>
+              <m:t>)</m:t>
             </m:r>
           </m:e>
           <m:sup>
             <m:r>
-              <m:t>c</m:t>
+              <m:rPr>
+                <m:sty m:val="p"/>
+              </m:rPr>
+              <m:t>−</m:t>
+            </m:r>
+            <m:r>
+              <m:t>1</m:t>
             </m:r>
           </m:sup>
         </m:sSup>
-      </m:oMath>
-      <w:r>
-        <w:t xml:space="preserve"> </w:t>
-      </w:r>
-      <w:r>
-        <w:t xml:space="preserve">is undefined.</w:t>
+        <m:r>
+          <m:rPr>
+            <m:sty m:val="p"/>
+          </m:rPr>
+          <m:t>=</m:t>
+        </m:r>
+        <m:r>
+          <m:rPr>
+            <m:sty m:val="p"/>
+          </m:rPr>
+          <m:t>−</m:t>
+        </m:r>
+        <m:f>
+          <m:fPr>
+            <m:type m:val="lin"/>
+          </m:fPr>
+          <m:num>
+            <m:r>
+              <m:t>1</m:t>
+            </m:r>
+          </m:num>
+          <m:den>
+            <m:r>
+              <m:t>8</m:t>
+            </m:r>
+          </m:den>
+        </m:f>
+      </m:oMath>
+      <w:r>
+        <w:t xml:space="preserve"> </w:t>
+      </w:r>
+      <w:r>
+        <w:t xml:space="preserve">are defined,</w:t>
+      </w:r>
+      <w:r>
+        <w:t xml:space="preserve"> </w:t>
+      </w:r>
+      <w:r>
+        <w:t xml:space="preserve">since the exponents are integers.</w:t>
       </w:r>
     </w:p>
-    <w:bookmarkEnd w:id="57"/>
-    <w:bookmarkStart w:id="58" w:name="exm-power-nonpositive-base"/>
+    <w:p>
+      <w:pPr>
+        <w:pStyle w:val="Compact"/>
+        <w:numPr>
+          <w:ilvl w:val="0"/>
+          <w:numId w:val="1011"/>
+        </w:numPr>
+      </w:pPr>
+      <m:oMath>
+        <m:r>
+          <m:rPr>
+            <m:sty m:val="p"/>
+          </m:rPr>
+          <m:t>(</m:t>
+        </m:r>
+        <m:r>
+          <m:rPr>
+            <m:sty m:val="p"/>
+          </m:rPr>
+          <m:t>−</m:t>
+        </m:r>
+        <m:r>
+          <m:t>8</m:t>
+        </m:r>
+        <m:sSup>
+          <m:e>
+            <m:r>
+              <m:rPr>
+                <m:sty m:val="p"/>
+              </m:rPr>
+              <m:t>)</m:t>
+            </m:r>
+          </m:e>
+          <m:sup>
+            <m:r>
+              <m:t>1</m:t>
+            </m:r>
+            <m:r>
+              <m:rPr>
+                <m:sty m:val="p"/>
+              </m:rPr>
+              <m:t>/</m:t>
+            </m:r>
+            <m:r>
+              <m:t>3</m:t>
+            </m:r>
+          </m:sup>
+        </m:sSup>
+      </m:oMath>
+      <w:r>
+        <w:t xml:space="preserve"> </w:t>
+      </w:r>
+      <w:r>
+        <w:t xml:space="preserve">is undefined, even though</w:t>
+      </w:r>
+      <w:r>
+        <w:t xml:space="preserve"> </w:t>
+      </w:r>
+      <m:oMath>
+        <m:r>
+          <m:rPr>
+            <m:sty m:val="p"/>
+          </m:rPr>
+          <m:t>(</m:t>
+        </m:r>
+        <m:r>
+          <m:rPr>
+            <m:sty m:val="p"/>
+          </m:rPr>
+          <m:t>−</m:t>
+        </m:r>
+        <m:r>
+          <m:t>2</m:t>
+        </m:r>
+        <m:sSup>
+          <m:e>
+            <m:r>
+              <m:rPr>
+                <m:sty m:val="p"/>
+              </m:rPr>
+              <m:t>)</m:t>
+            </m:r>
+          </m:e>
+          <m:sup>
+            <m:r>
+              <m:t>3</m:t>
+            </m:r>
+          </m:sup>
+        </m:sSup>
+        <m:r>
+          <m:rPr>
+            <m:sty m:val="p"/>
+          </m:rPr>
+          <m:t>=</m:t>
+        </m:r>
+        <m:r>
+          <m:rPr>
+            <m:sty m:val="p"/>
+          </m:rPr>
+          <m:t>−</m:t>
+        </m:r>
+        <m:r>
+          <m:t>8</m:t>
+        </m:r>
+      </m:oMath>
+      <w:r>
+        <w:t xml:space="preserve">.</w:t>
+      </w:r>
+      <w:r>
+        <w:t xml:space="preserve"> </w:t>
+      </w:r>
+      <w:r>
+        <w:t xml:space="preserve">R follows the same convention:</w:t>
+      </w:r>
+      <w:r>
+        <w:t xml:space="preserve"> </w:t>
+      </w:r>
+      <w:r>
+        <w:rPr>
+          <w:rStyle w:val="VerbatimChar"/>
+        </w:rPr>
+        <w:t xml:space="preserve">(-8)^(1/3)</w:t>
+      </w:r>
+      <w:r>
+        <w:t xml:space="preserve"> </w:t>
+      </w:r>
+      <w:r>
+        <w:t xml:space="preserve">is</w:t>
+      </w:r>
+      <w:r>
+        <w:t xml:space="preserve"> </w:t>
+      </w:r>
+      <w:r>
+        <w:rPr>
+          <w:rStyle w:val="VerbatimChar"/>
+        </w:rPr>
+        <w:t xml:space="preserve">NaN</w:t>
+      </w:r>
+      <w:r>
+        <w:t xml:space="preserve">.</w:t>
+      </w:r>
+    </w:p>
+    <w:bookmarkEnd w:id="67"/>
+    <w:bookmarkStart w:id="68" w:name="thm-exp-log-inverse"/>
     <w:p>
       <w:pPr>
         <w:pStyle w:val="FirstParagraph"/>
@@ -13058,7 +13977,58 @@
           <w:b/>
           <w:bCs/>
         </w:rPr>
-        <w:t xml:space="preserve">Example 12 (Powers of zero and of negative numbers)</w:t>
+        <w:t xml:space="preserve">Theorem 2 (</w:t>
+      </w:r>
+      <m:oMath>
+        <m:r>
+          <m:rPr>
+            <m:sty m:val="p"/>
+          </m:rPr>
+          <m:t>exp</m:t>
+        </m:r>
+      </m:oMath>
+      <w:r>
+        <w:rPr>
+          <w:b/>
+          <w:bCs/>
+        </w:rPr>
+        <w:t xml:space="preserve"> </w:t>
+      </w:r>
+      <w:r>
+        <w:rPr>
+          <w:b/>
+          <w:bCs/>
+        </w:rPr>
+        <w:t xml:space="preserve">and</w:t>
+      </w:r>
+      <w:r>
+        <w:rPr>
+          <w:b/>
+          <w:bCs/>
+        </w:rPr>
+        <w:t xml:space="preserve"> </w:t>
+      </w:r>
+      <m:oMath>
+        <m:r>
+          <m:rPr>
+            <m:sty m:val="p"/>
+          </m:rPr>
+          <m:t>log</m:t>
+        </m:r>
+      </m:oMath>
+      <w:r>
+        <w:rPr>
+          <w:b/>
+          <w:bCs/>
+        </w:rPr>
+        <w:t xml:space="preserve"> </w:t>
+      </w:r>
+      <w:r>
+        <w:rPr>
+          <w:b/>
+          <w:bCs/>
+        </w:rPr>
+        <w:t xml:space="preserve">are mutual inverses)</w:t>
       </w:r>
       <w:r>
         <w:t xml:space="preserve"> </w:t>
@@ -13073,441 +14043,6 @@
         <w:numPr>
           <w:ilvl w:val="0"/>
           <w:numId w:val="1012"/>
-        </w:numPr>
-      </w:pPr>
-      <m:oMath>
-        <m:sSup>
-          <m:e>
-            <m:r>
-              <m:t>0</m:t>
-            </m:r>
-          </m:e>
-          <m:sup>
-            <m:r>
-              <m:t>1</m:t>
-            </m:r>
-            <m:r>
-              <m:rPr>
-                <m:sty m:val="p"/>
-              </m:rPr>
-              <m:t>/</m:t>
-            </m:r>
-            <m:r>
-              <m:t>2</m:t>
-            </m:r>
-          </m:sup>
-        </m:sSup>
-        <m:r>
-          <m:rPr>
-            <m:sty m:val="p"/>
-          </m:rPr>
-          <m:t>=</m:t>
-        </m:r>
-        <m:r>
-          <m:t>0</m:t>
-        </m:r>
-      </m:oMath>
-      <w:r>
-        <w:t xml:space="preserve">, which agrees with</w:t>
-      </w:r>
-      <w:r>
-        <w:t xml:space="preserve"> </w:t>
-      </w:r>
-      <m:oMath>
-        <m:rad>
-          <m:radPr>
-            <m:degHide m:val="on"/>
-          </m:radPr>
-          <m:deg/>
-          <m:e>
-            <m:r>
-              <m:t>0</m:t>
-            </m:r>
-          </m:e>
-        </m:rad>
-        <m:r>
-          <m:rPr>
-            <m:sty m:val="p"/>
-          </m:rPr>
-          <m:t>=</m:t>
-        </m:r>
-        <m:r>
-          <m:t>0</m:t>
-        </m:r>
-      </m:oMath>
-      <w:r>
-        <w:t xml:space="preserve"> </w:t>
-      </w:r>
-      <w:r>
-        <w:t xml:space="preserve">(</w:t>
-      </w:r>
-      <w:hyperlink r:id="rId54">
-        <w:r>
-          <w:rPr>
-            <w:rStyle w:val="Hyperlink"/>
-          </w:rPr>
-          <w:t xml:space="preserve">Definition 6 in Equalities, Inequalities and Minimizers</w:t>
-        </w:r>
-      </w:hyperlink>
-      <w:r>
-        <w:t xml:space="preserve">).</w:t>
-      </w:r>
-    </w:p>
-    <w:p>
-      <w:pPr>
-        <w:pStyle w:val="Compact"/>
-        <w:numPr>
-          <w:ilvl w:val="0"/>
-          <w:numId w:val="1012"/>
-        </w:numPr>
-      </w:pPr>
-      <m:oMath>
-        <m:r>
-          <m:rPr>
-            <m:sty m:val="p"/>
-          </m:rPr>
-          <m:t>(</m:t>
-        </m:r>
-        <m:r>
-          <m:rPr>
-            <m:sty m:val="p"/>
-          </m:rPr>
-          <m:t>−</m:t>
-        </m:r>
-        <m:r>
-          <m:t>8</m:t>
-        </m:r>
-        <m:sSup>
-          <m:e>
-            <m:r>
-              <m:rPr>
-                <m:sty m:val="p"/>
-              </m:rPr>
-              <m:t>)</m:t>
-            </m:r>
-          </m:e>
-          <m:sup>
-            <m:r>
-              <m:t>2</m:t>
-            </m:r>
-          </m:sup>
-        </m:sSup>
-        <m:r>
-          <m:rPr>
-            <m:sty m:val="p"/>
-          </m:rPr>
-          <m:t>=</m:t>
-        </m:r>
-        <m:r>
-          <m:t>64</m:t>
-        </m:r>
-      </m:oMath>
-      <w:r>
-        <w:t xml:space="preserve"> </w:t>
-      </w:r>
-      <w:r>
-        <w:t xml:space="preserve">and</w:t>
-      </w:r>
-      <w:r>
-        <w:t xml:space="preserve"> </w:t>
-      </w:r>
-      <m:oMath>
-        <m:r>
-          <m:rPr>
-            <m:sty m:val="p"/>
-          </m:rPr>
-          <m:t>(</m:t>
-        </m:r>
-        <m:r>
-          <m:rPr>
-            <m:sty m:val="p"/>
-          </m:rPr>
-          <m:t>−</m:t>
-        </m:r>
-        <m:r>
-          <m:t>8</m:t>
-        </m:r>
-        <m:sSup>
-          <m:e>
-            <m:r>
-              <m:rPr>
-                <m:sty m:val="p"/>
-              </m:rPr>
-              <m:t>)</m:t>
-            </m:r>
-          </m:e>
-          <m:sup>
-            <m:r>
-              <m:rPr>
-                <m:sty m:val="p"/>
-              </m:rPr>
-              <m:t>−</m:t>
-            </m:r>
-            <m:r>
-              <m:t>1</m:t>
-            </m:r>
-          </m:sup>
-        </m:sSup>
-        <m:r>
-          <m:rPr>
-            <m:sty m:val="p"/>
-          </m:rPr>
-          <m:t>=</m:t>
-        </m:r>
-        <m:r>
-          <m:rPr>
-            <m:sty m:val="p"/>
-          </m:rPr>
-          <m:t>−</m:t>
-        </m:r>
-        <m:f>
-          <m:fPr>
-            <m:type m:val="lin"/>
-          </m:fPr>
-          <m:num>
-            <m:r>
-              <m:t>1</m:t>
-            </m:r>
-          </m:num>
-          <m:den>
-            <m:r>
-              <m:t>8</m:t>
-            </m:r>
-          </m:den>
-        </m:f>
-      </m:oMath>
-      <w:r>
-        <w:t xml:space="preserve"> </w:t>
-      </w:r>
-      <w:r>
-        <w:t xml:space="preserve">are defined,</w:t>
-      </w:r>
-      <w:r>
-        <w:t xml:space="preserve"> </w:t>
-      </w:r>
-      <w:r>
-        <w:t xml:space="preserve">since the exponents are integers.</w:t>
-      </w:r>
-    </w:p>
-    <w:p>
-      <w:pPr>
-        <w:pStyle w:val="Compact"/>
-        <w:numPr>
-          <w:ilvl w:val="0"/>
-          <w:numId w:val="1012"/>
-        </w:numPr>
-      </w:pPr>
-      <m:oMath>
-        <m:r>
-          <m:rPr>
-            <m:sty m:val="p"/>
-          </m:rPr>
-          <m:t>(</m:t>
-        </m:r>
-        <m:r>
-          <m:rPr>
-            <m:sty m:val="p"/>
-          </m:rPr>
-          <m:t>−</m:t>
-        </m:r>
-        <m:r>
-          <m:t>8</m:t>
-        </m:r>
-        <m:sSup>
-          <m:e>
-            <m:r>
-              <m:rPr>
-                <m:sty m:val="p"/>
-              </m:rPr>
-              <m:t>)</m:t>
-            </m:r>
-          </m:e>
-          <m:sup>
-            <m:r>
-              <m:t>1</m:t>
-            </m:r>
-            <m:r>
-              <m:rPr>
-                <m:sty m:val="p"/>
-              </m:rPr>
-              <m:t>/</m:t>
-            </m:r>
-            <m:r>
-              <m:t>3</m:t>
-            </m:r>
-          </m:sup>
-        </m:sSup>
-      </m:oMath>
-      <w:r>
-        <w:t xml:space="preserve"> </w:t>
-      </w:r>
-      <w:r>
-        <w:t xml:space="preserve">is undefined, even though</w:t>
-      </w:r>
-      <w:r>
-        <w:t xml:space="preserve"> </w:t>
-      </w:r>
-      <m:oMath>
-        <m:r>
-          <m:rPr>
-            <m:sty m:val="p"/>
-          </m:rPr>
-          <m:t>(</m:t>
-        </m:r>
-        <m:r>
-          <m:rPr>
-            <m:sty m:val="p"/>
-          </m:rPr>
-          <m:t>−</m:t>
-        </m:r>
-        <m:r>
-          <m:t>2</m:t>
-        </m:r>
-        <m:sSup>
-          <m:e>
-            <m:r>
-              <m:rPr>
-                <m:sty m:val="p"/>
-              </m:rPr>
-              <m:t>)</m:t>
-            </m:r>
-          </m:e>
-          <m:sup>
-            <m:r>
-              <m:t>3</m:t>
-            </m:r>
-          </m:sup>
-        </m:sSup>
-        <m:r>
-          <m:rPr>
-            <m:sty m:val="p"/>
-          </m:rPr>
-          <m:t>=</m:t>
-        </m:r>
-        <m:r>
-          <m:rPr>
-            <m:sty m:val="p"/>
-          </m:rPr>
-          <m:t>−</m:t>
-        </m:r>
-        <m:r>
-          <m:t>8</m:t>
-        </m:r>
-      </m:oMath>
-      <w:r>
-        <w:t xml:space="preserve">.</w:t>
-      </w:r>
-      <w:r>
-        <w:t xml:space="preserve"> </w:t>
-      </w:r>
-      <w:r>
-        <w:t xml:space="preserve">R follows the same convention:</w:t>
-      </w:r>
-      <w:r>
-        <w:t xml:space="preserve"> </w:t>
-      </w:r>
-      <w:r>
-        <w:rPr>
-          <w:rStyle w:val="VerbatimChar"/>
-        </w:rPr>
-        <w:t xml:space="preserve">(-8)^(1/3)</w:t>
-      </w:r>
-      <w:r>
-        <w:t xml:space="preserve"> </w:t>
-      </w:r>
-      <w:r>
-        <w:t xml:space="preserve">is</w:t>
-      </w:r>
-      <w:r>
-        <w:t xml:space="preserve"> </w:t>
-      </w:r>
-      <w:r>
-        <w:rPr>
-          <w:rStyle w:val="VerbatimChar"/>
-        </w:rPr>
-        <w:t xml:space="preserve">NaN</w:t>
-      </w:r>
-      <w:r>
-        <w:t xml:space="preserve">.</w:t>
-      </w:r>
-    </w:p>
-    <w:bookmarkEnd w:id="58"/>
-    <w:bookmarkStart w:id="59" w:name="thm-exp-log-inverse"/>
-    <w:p>
-      <w:pPr>
-        <w:pStyle w:val="FirstParagraph"/>
-      </w:pPr>
-      <w:r>
-        <w:rPr>
-          <w:b/>
-          <w:bCs/>
-        </w:rPr>
-        <w:t xml:space="preserve">Theorem 2 (</w:t>
-      </w:r>
-      <m:oMath>
-        <m:r>
-          <m:rPr>
-            <m:sty m:val="p"/>
-          </m:rPr>
-          <m:t>exp</m:t>
-        </m:r>
-      </m:oMath>
-      <w:r>
-        <w:rPr>
-          <w:b/>
-          <w:bCs/>
-        </w:rPr>
-        <w:t xml:space="preserve"> </w:t>
-      </w:r>
-      <w:r>
-        <w:rPr>
-          <w:b/>
-          <w:bCs/>
-        </w:rPr>
-        <w:t xml:space="preserve">and</w:t>
-      </w:r>
-      <w:r>
-        <w:rPr>
-          <w:b/>
-          <w:bCs/>
-        </w:rPr>
-        <w:t xml:space="preserve"> </w:t>
-      </w:r>
-      <m:oMath>
-        <m:r>
-          <m:rPr>
-            <m:sty m:val="p"/>
-          </m:rPr>
-          <m:t>log</m:t>
-        </m:r>
-      </m:oMath>
-      <w:r>
-        <w:rPr>
-          <w:b/>
-          <w:bCs/>
-        </w:rPr>
-        <w:t xml:space="preserve"> </w:t>
-      </w:r>
-      <w:r>
-        <w:rPr>
-          <w:b/>
-          <w:bCs/>
-        </w:rPr>
-        <w:t xml:space="preserve">are mutual inverses)</w:t>
-      </w:r>
-      <w:r>
-        <w:t xml:space="preserve"> </w:t>
-      </w:r>
-      <w:r>
-        <w:t xml:space="preserve"> </w:t>
-      </w:r>
-    </w:p>
-    <w:p>
-      <w:pPr>
-        <w:pStyle w:val="Compact"/>
-        <w:numPr>
-          <w:ilvl w:val="0"/>
-          <w:numId w:val="1013"/>
         </w:numPr>
       </w:pPr>
       <w:r>
@@ -13603,7 +14138,7 @@
         <w:pStyle w:val="Compact"/>
         <w:numPr>
           <w:ilvl w:val="0"/>
-          <w:numId w:val="1013"/>
+          <w:numId w:val="1012"/>
         </w:numPr>
       </w:pPr>
       <w:r>
@@ -13698,8 +14233,8 @@
         <w:t xml:space="preserve">.</w:t>
       </w:r>
     </w:p>
-    <w:bookmarkEnd w:id="59"/>
-    <w:bookmarkStart w:id="60" w:name="thm-log-prod"/>
+    <w:bookmarkEnd w:id="68"/>
+    <w:bookmarkStart w:id="69" w:name="thm-log-prod"/>
     <w:p>
       <w:pPr>
         <w:pStyle w:val="FirstParagraph"/>
@@ -13869,8 +14404,8 @@
         </m:oMath>
       </m:oMathPara>
     </w:p>
-    <w:bookmarkEnd w:id="60"/>
-    <w:bookmarkStart w:id="61" w:name="cor-log-quot"/>
+    <w:bookmarkEnd w:id="69"/>
+    <w:bookmarkStart w:id="70" w:name="cor-log-quot"/>
     <w:p>
       <w:pPr>
         <w:pStyle w:val="FirstParagraph"/>
@@ -14043,7 +14578,7 @@
         </m:oMath>
       </m:oMathPara>
     </w:p>
-    <w:bookmarkEnd w:id="61"/>
+    <w:bookmarkEnd w:id="70"/>
     <w:p>
       <w:pPr>
         <w:pStyle w:val="FirstParagraph"/>
@@ -14598,7 +15133,7 @@
         <w:t xml:space="preserve">.</w:t>
       </w:r>
     </w:p>
-    <w:bookmarkStart w:id="62" w:name="thm-log-exp"/>
+    <w:bookmarkStart w:id="71" w:name="thm-log-exp"/>
     <w:p>
       <w:pPr>
         <w:pStyle w:val="BodyText"/>
@@ -14750,8 +15285,8 @@
         </m:oMath>
       </m:oMathPara>
     </w:p>
-    <w:bookmarkEnd w:id="62"/>
-    <w:bookmarkStart w:id="63" w:name="thm-exp-sum"/>
+    <w:bookmarkEnd w:id="71"/>
+    <w:bookmarkStart w:id="72" w:name="thm-exp-sum"/>
     <w:p>
       <w:pPr>
         <w:pStyle w:val="FirstParagraph"/>
@@ -14892,8 +15427,8 @@
         </m:oMath>
       </m:oMathPara>
     </w:p>
-    <w:bookmarkEnd w:id="63"/>
-    <w:bookmarkStart w:id="64" w:name="exm-exp-sum"/>
+    <w:bookmarkEnd w:id="72"/>
+    <w:bookmarkStart w:id="73" w:name="exm-exp-sum"/>
     <w:p>
       <w:pPr>
         <w:pStyle w:val="FirstParagraph"/>
@@ -14903,7 +15438,7 @@
           <w:b/>
           <w:bCs/>
         </w:rPr>
-        <w:t xml:space="preserve">Example 13 (Exponential of a sum)</w:t>
+        <w:t xml:space="preserve">Example 15 (Exponential of a sum)</w:t>
       </w:r>
       <w:r>
         <w:t xml:space="preserve"> </w:t>
@@ -15134,8 +15669,8 @@
         <w:t xml:space="preserve">.</w:t>
       </w:r>
     </w:p>
-    <w:bookmarkEnd w:id="64"/>
-    <w:bookmarkStart w:id="65" w:name="cor-exp-sum"/>
+    <w:bookmarkEnd w:id="73"/>
+    <w:bookmarkStart w:id="74" w:name="cor-exp-sum"/>
     <w:p>
       <w:pPr>
         <w:pStyle w:val="BodyText"/>
@@ -15277,8 +15812,8 @@
         </m:oMath>
       </m:oMathPara>
     </w:p>
-    <w:bookmarkEnd w:id="65"/>
-    <w:bookmarkStart w:id="66" w:name="exm-exp-difference"/>
+    <w:bookmarkEnd w:id="74"/>
+    <w:bookmarkStart w:id="75" w:name="exm-exp-difference"/>
     <w:p>
       <w:pPr>
         <w:pStyle w:val="FirstParagraph"/>
@@ -15288,7 +15823,7 @@
           <w:b/>
           <w:bCs/>
         </w:rPr>
-        <w:t xml:space="preserve">Example 14 (Exponential of a difference)</w:t>
+        <w:t xml:space="preserve">Example 16 (Exponential of a difference)</w:t>
       </w:r>
       <w:r>
         <w:t xml:space="preserve"> </w:t>
@@ -15525,8 +16060,8 @@
         <w:t xml:space="preserve">.</w:t>
       </w:r>
     </w:p>
-    <w:bookmarkEnd w:id="66"/>
-    <w:bookmarkStart w:id="67" w:name="thm-power-one"/>
+    <w:bookmarkEnd w:id="75"/>
+    <w:bookmarkStart w:id="76" w:name="thm-power-one"/>
     <w:p>
       <w:pPr>
         <w:pStyle w:val="BodyText"/>
@@ -15679,8 +16214,8 @@
         </m:oMath>
       </m:oMathPara>
     </w:p>
-    <w:bookmarkEnd w:id="67"/>
-    <w:bookmarkStart w:id="68" w:name="thm-power-sum"/>
+    <w:bookmarkEnd w:id="76"/>
+    <w:bookmarkStart w:id="77" w:name="thm-power-sum"/>
     <w:p>
       <w:pPr>
         <w:pStyle w:val="FirstParagraph"/>
@@ -15824,8 +16359,8 @@
         </m:oMath>
       </m:oMathPara>
     </w:p>
-    <w:bookmarkEnd w:id="68"/>
-    <w:bookmarkStart w:id="69" w:name="exm-power-sum"/>
+    <w:bookmarkEnd w:id="77"/>
+    <w:bookmarkStart w:id="78" w:name="exm-power-sum"/>
     <w:p>
       <w:pPr>
         <w:pStyle w:val="FirstParagraph"/>
@@ -15835,7 +16370,7 @@
           <w:b/>
           <w:bCs/>
         </w:rPr>
-        <w:t xml:space="preserve">Example 15 (Power of a sum)</w:t>
+        <w:t xml:space="preserve">Example 17 (Power of a sum)</w:t>
       </w:r>
       <w:r>
         <w:t xml:space="preserve"> </w:t>
@@ -16077,8 +16612,8 @@
         </m:oMath>
       </m:oMathPara>
     </w:p>
-    <w:bookmarkEnd w:id="69"/>
-    <w:bookmarkStart w:id="72" w:name="thm-power-product"/>
+    <w:bookmarkEnd w:id="78"/>
+    <w:bookmarkStart w:id="81" w:name="thm-power-product"/>
     <w:p>
       <w:pPr>
         <w:pStyle w:val="FirstParagraph"/>
@@ -16356,7 +16891,7 @@
       <w:r>
         <w:t xml:space="preserve"> </w:t>
       </w:r>
-      <w:hyperlink r:id="rId70">
+      <w:hyperlink r:id="rId79">
         <w:r>
           <w:rPr>
             <w:rStyle w:val="Hyperlink"/>
@@ -16373,7 +16908,7 @@
       <w:r>
         <w:t xml:space="preserve"> </w:t>
       </w:r>
-      <w:hyperlink r:id="rId71">
+      <w:hyperlink r:id="rId80">
         <w:r>
           <w:rPr>
             <w:rStyle w:val="Hyperlink"/>
@@ -16385,8 +16920,8 @@
         <w:t xml:space="preserve">.</w:t>
       </w:r>
     </w:p>
-    <w:bookmarkEnd w:id="72"/>
-    <w:bookmarkStart w:id="73" w:name="exm-power-product"/>
+    <w:bookmarkEnd w:id="81"/>
+    <w:bookmarkStart w:id="82" w:name="exm-power-product"/>
     <w:p>
       <w:pPr>
         <w:pStyle w:val="BodyText"/>
@@ -16396,7 +16931,7 @@
           <w:b/>
           <w:bCs/>
         </w:rPr>
-        <w:t xml:space="preserve">Example 16 (Power of a product)</w:t>
+        <w:t xml:space="preserve">Example 18 (Power of a product)</w:t>
       </w:r>
       <w:r>
         <w:t xml:space="preserve"> </w:t>
@@ -16650,8 +17185,8 @@
         </m:oMath>
       </m:oMathPara>
     </w:p>
-    <w:bookmarkEnd w:id="73"/>
-    <w:bookmarkStart w:id="74" w:name="thm-double-exp"/>
+    <w:bookmarkEnd w:id="82"/>
+    <w:bookmarkStart w:id="83" w:name="thm-double-exp"/>
     <w:p>
       <w:pPr>
         <w:pStyle w:val="FirstParagraph"/>
@@ -16851,8 +17386,8 @@
         </m:oMath>
       </m:oMathPara>
     </w:p>
-    <w:bookmarkEnd w:id="74"/>
-    <w:bookmarkStart w:id="75" w:name="exm-double-exp-negative-base"/>
+    <w:bookmarkEnd w:id="83"/>
+    <w:bookmarkStart w:id="84" w:name="exm-double-exp-negative-base"/>
     <w:p>
       <w:pPr>
         <w:pStyle w:val="FirstParagraph"/>
@@ -16862,7 +17397,7 @@
           <w:b/>
           <w:bCs/>
         </w:rPr>
-        <w:t xml:space="preserve">Example 17 (A negative base)</w:t>
+        <w:t xml:space="preserve">Example 19 (A negative base)</w:t>
       </w:r>
       <w:r>
         <w:t xml:space="preserve"> </w:t>
@@ -17537,8 +18072,8 @@
         <w:t xml:space="preserve">is not even a real number.</w:t>
       </w:r>
     </w:p>
-    <w:bookmarkEnd w:id="75"/>
-    <w:bookmarkStart w:id="76" w:name="cor-exp-ab"/>
+    <w:bookmarkEnd w:id="84"/>
+    <w:bookmarkStart w:id="85" w:name="cor-exp-ab"/>
     <w:p>
       <w:pPr>
         <w:pStyle w:val="BodyText"/>
@@ -17707,8 +18242,8 @@
         </m:oMath>
       </m:oMathPara>
     </w:p>
-    <w:bookmarkEnd w:id="76"/>
-    <w:bookmarkStart w:id="82" w:name="rem-tarski-identities"/>
+    <w:bookmarkEnd w:id="85"/>
+    <w:bookmarkStart w:id="91" w:name="rem-tarski-identities"/>
     <w:p>
       <w:pPr>
         <w:pStyle w:val="FirstParagraph"/>
@@ -17735,7 +18270,7 @@
       <w:r>
         <w:t xml:space="preserve"> </w:t>
       </w:r>
-      <w:hyperlink r:id="rId77">
+      <w:hyperlink r:id="rId86">
         <w:r>
           <w:rPr>
             <w:rStyle w:val="Hyperlink"/>
@@ -17776,7 +18311,7 @@
         <w:pStyle w:val="Compact"/>
         <w:numPr>
           <w:ilvl w:val="0"/>
-          <w:numId w:val="1014"/>
+          <w:numId w:val="1013"/>
         </w:numPr>
       </w:pPr>
       <w:r>
@@ -17788,7 +18323,7 @@
       <w:r>
         <w:t xml:space="preserve">(</w:t>
       </w:r>
-      <w:hyperlink r:id="rId78">
+      <w:hyperlink r:id="rId87">
         <w:r>
           <w:rPr>
             <w:rStyle w:val="Hyperlink"/>
@@ -17802,7 +18337,7 @@
       <w:r>
         <w:t xml:space="preserve"> </w:t>
       </w:r>
-      <w:hyperlink r:id="rId79">
+      <w:hyperlink r:id="rId88">
         <w:r>
           <w:rPr>
             <w:rStyle w:val="Hyperlink"/>
@@ -17819,7 +18354,7 @@
         <w:pStyle w:val="Compact"/>
         <w:numPr>
           <w:ilvl w:val="0"/>
-          <w:numId w:val="1014"/>
+          <w:numId w:val="1013"/>
         </w:numPr>
       </w:pPr>
       <w:r>
@@ -17837,7 +18372,7 @@
       <w:r>
         <w:t xml:space="preserve">(</w:t>
       </w:r>
-      <w:hyperlink r:id="rId80">
+      <w:hyperlink r:id="rId89">
         <w:r>
           <w:rPr>
             <w:rStyle w:val="Hyperlink"/>
@@ -17851,7 +18386,7 @@
       <w:r>
         <w:t xml:space="preserve"> </w:t>
       </w:r>
-      <w:hyperlink r:id="rId70">
+      <w:hyperlink r:id="rId79">
         <w:r>
           <w:rPr>
             <w:rStyle w:val="Hyperlink"/>
@@ -17865,7 +18400,7 @@
       <w:r>
         <w:t xml:space="preserve"> </w:t>
       </w:r>
-      <w:hyperlink r:id="rId71">
+      <w:hyperlink r:id="rId80">
         <w:r>
           <w:rPr>
             <w:rStyle w:val="Hyperlink"/>
@@ -17879,7 +18414,7 @@
       <w:r>
         <w:t xml:space="preserve"> </w:t>
       </w:r>
-      <w:hyperlink r:id="rId81">
+      <w:hyperlink r:id="rId90">
         <w:r>
           <w:rPr>
             <w:rStyle w:val="Hyperlink"/>
@@ -17896,7 +18431,7 @@
         <w:pStyle w:val="Compact"/>
         <w:numPr>
           <w:ilvl w:val="0"/>
-          <w:numId w:val="1014"/>
+          <w:numId w:val="1013"/>
         </w:numPr>
       </w:pPr>
       <m:oMath>
@@ -18014,8 +18549,8 @@
         <w:t xml:space="preserve">).</w:t>
       </w:r>
     </w:p>
-    <w:bookmarkEnd w:id="82"/>
-    <w:bookmarkStart w:id="83" w:name="rem-tarski-incomplete"/>
+    <w:bookmarkEnd w:id="91"/>
+    <w:bookmarkStart w:id="92" w:name="rem-tarski-incomplete"/>
     <w:p>
       <w:pPr>
         <w:pStyle w:val="FirstParagraph"/>
@@ -18112,8 +18647,8 @@
         <w:t xml:space="preserve">So this list is a useful core, not a complete rulebook.</w:t>
       </w:r>
     </w:p>
-    <w:bookmarkEnd w:id="83"/>
-    <w:bookmarkStart w:id="84" w:name="def-contour-line"/>
+    <w:bookmarkEnd w:id="92"/>
+    <w:bookmarkStart w:id="93" w:name="def-contour-line"/>
     <w:p>
       <w:pPr>
         <w:pStyle w:val="BodyText"/>
@@ -18123,7 +18658,7 @@
           <w:b/>
           <w:bCs/>
         </w:rPr>
-        <w:t xml:space="preserve">Definition 16 (Contour line)</w:t>
+        <w:t xml:space="preserve">Definition 22 (Contour line)</w:t>
       </w:r>
       <w:r>
         <w:t xml:space="preserve"> </w:t>
@@ -18354,8 +18889,8 @@
         </m:oMath>
       </m:oMathPara>
     </w:p>
-    <w:bookmarkEnd w:id="84"/>
-    <w:bookmarkStart w:id="85" w:name="exm-contour-line"/>
+    <w:bookmarkEnd w:id="93"/>
+    <w:bookmarkStart w:id="94" w:name="exm-contour-line"/>
     <w:p>
       <w:pPr>
         <w:pStyle w:val="FirstParagraph"/>
@@ -18365,7 +18900,7 @@
           <w:b/>
           <w:bCs/>
         </w:rPr>
-        <w:t xml:space="preserve">Example 18 (Contour lines of a bowl)</w:t>
+        <w:t xml:space="preserve">Example 20 (Contour lines of a bowl)</w:t>
       </w:r>
       <w:r>
         <w:t xml:space="preserve"> </w:t>
@@ -18919,8 +19454,8 @@
         <w:t xml:space="preserve">.</w:t>
       </w:r>
     </w:p>
-    <w:bookmarkEnd w:id="85"/>
-    <w:bookmarkStart w:id="86" w:name="rem-contour-line-surface"/>
+    <w:bookmarkEnd w:id="94"/>
+    <w:bookmarkStart w:id="95" w:name="rem-contour-line-surface"/>
     <w:p>
       <w:pPr>
         <w:pStyle w:val="BodyText"/>
@@ -19017,8 +19552,8 @@
         <w:t xml:space="preserve">.</w:t>
       </w:r>
     </w:p>
-    <w:bookmarkEnd w:id="86"/>
-    <w:bookmarkStart w:id="87" w:name="exr-exp-vs-mult"/>
+    <w:bookmarkEnd w:id="95"/>
+    <w:bookmarkStart w:id="96" w:name="exr-exp-vs-mult"/>
     <w:p>
       <w:pPr>
         <w:pStyle w:val="BodyText"/>
@@ -19102,8 +19637,8 @@
         <w:t xml:space="preserve">?</w:t>
       </w:r>
     </w:p>
-    <w:bookmarkEnd w:id="87"/>
-    <w:bookmarkStart w:id="88" w:name="sol-exp-vs-mult"/>
+    <w:bookmarkEnd w:id="96"/>
+    <w:bookmarkStart w:id="97" w:name="sol-exp-vs-mult"/>
     <w:p>
       <w:pPr>
         <w:pStyle w:val="BodyText"/>
@@ -19227,7 +19762,7 @@
           <w:rPr>
             <w:rStyle w:val="Hyperlink"/>
           </w:rPr>
-          <w:t xml:space="preserve">Definition 15</w:t>
+          <w:t xml:space="preserve">Definition 21</w:t>
         </w:r>
       </w:hyperlink>
       <w:r>
@@ -19279,7 +19814,7 @@
       <w:pPr>
         <w:numPr>
           <w:ilvl w:val="0"/>
-          <w:numId w:val="1015"/>
+          <w:numId w:val="1014"/>
         </w:numPr>
       </w:pPr>
       <m:oMath>
@@ -19315,7 +19850,7 @@
       <w:pPr>
         <w:numPr>
           <w:ilvl w:val="0"/>
-          <w:numId w:val="1015"/>
+          <w:numId w:val="1014"/>
         </w:numPr>
       </w:pPr>
       <m:oMath>
@@ -19524,7 +20059,7 @@
       <w:pPr>
         <w:numPr>
           <w:ilvl w:val="0"/>
-          <w:numId w:val="1015"/>
+          <w:numId w:val="1014"/>
         </w:numPr>
       </w:pPr>
       <m:oMath>
@@ -20066,7 +20601,7 @@
       <w:pPr>
         <w:numPr>
           <w:ilvl w:val="0"/>
-          <w:numId w:val="1015"/>
+          <w:numId w:val="1014"/>
         </w:numPr>
       </w:pPr>
       <m:oMath>
@@ -20345,7 +20880,7 @@
       <w:pPr>
         <w:numPr>
           <w:ilvl w:val="0"/>
-          <w:numId w:val="1015"/>
+          <w:numId w:val="1014"/>
         </w:numPr>
       </w:pPr>
       <m:oMath>
@@ -20946,7 +21481,7 @@
         <w:t xml:space="preserve">cases.</w:t>
       </w:r>
     </w:p>
-    <w:bookmarkEnd w:id="88"/>
+    <w:bookmarkEnd w:id="97"/>
     <w:tbl>
       <w:tblPr>
         <w:tblStyle w:val="Table"/>
@@ -20960,7 +21495,7 @@
       <w:tr>
         <w:tc>
           <w:tcPr/>
-          <w:bookmarkStart w:id="89" w:name="fig-double-exponential"/>
+          <w:bookmarkStart w:id="98" w:name="fig-double-exponential"/>
           <w:p>
             <w:pPr>
               <w:pStyle w:val="Compact"/>
@@ -21027,7 +21562,7 @@
               </m:sSup>
             </m:oMath>
           </w:p>
-          <w:bookmarkEnd w:id="89"/>
+          <w:bookmarkEnd w:id="98"/>
         </w:tc>
       </w:tr>
     </w:tbl>
@@ -21045,7 +21580,7 @@
       <w:tr>
         <w:tc>
           <w:tcPr/>
-          <w:bookmarkStart w:id="90" w:name="fig-double-exponential2"/>
+          <w:bookmarkStart w:id="99" w:name="fig-double-exponential2"/>
           <w:p>
             <w:pPr>
               <w:pStyle w:val="Compact"/>
@@ -21230,11 +21765,728 @@
               <w:t xml:space="preserve">.</w:t>
             </w:r>
           </w:p>
-          <w:bookmarkEnd w:id="90"/>
+          <w:bookmarkEnd w:id="99"/>
         </w:tc>
       </w:tr>
     </w:tbl>
-    <w:bookmarkStart w:id="91" w:name="exr-double-exponential"/>
+    <w:bookmarkStart w:id="100" w:name="thm-exp-vs-mult"/>
+    <w:p>
+      <w:pPr>
+        <w:pStyle w:val="BodyText"/>
+      </w:pPr>
+      <w:r>
+        <w:rPr>
+          <w:b/>
+          <w:bCs/>
+        </w:rPr>
+        <w:t xml:space="preserve">Theorem 10 (When exponentiation equals multiplication)</w:t>
+      </w:r>
+      <w:r>
+        <w:t xml:space="preserve"> </w:t>
+      </w:r>
+      <w:r>
+        <w:t xml:space="preserve">Let</w:t>
+      </w:r>
+      <w:r>
+        <w:t xml:space="preserve"> </w:t>
+      </w:r>
+      <m:oMath>
+        <m:r>
+          <m:t>b</m:t>
+        </m:r>
+        <m:r>
+          <m:rPr>
+            <m:sty m:val="p"/>
+          </m:rPr>
+          <m:t>,</m:t>
+        </m:r>
+        <m:r>
+          <m:t>c</m:t>
+        </m:r>
+        <m:r>
+          <m:rPr>
+            <m:sty m:val="p"/>
+          </m:rPr>
+          <m:t>∈</m:t>
+        </m:r>
+        <m:r>
+          <m:rPr>
+            <m:scr m:val="double-struck"/>
+            <m:sty m:val="p"/>
+          </m:rPr>
+          <m:t>R</m:t>
+        </m:r>
+      </m:oMath>
+      <w:r>
+        <w:t xml:space="preserve">, where</w:t>
+      </w:r>
+      <w:r>
+        <w:t xml:space="preserve"> </w:t>
+      </w:r>
+      <m:oMath>
+        <m:sSup>
+          <m:e>
+            <m:r>
+              <m:t>b</m:t>
+            </m:r>
+          </m:e>
+          <m:sup>
+            <m:r>
+              <m:t>c</m:t>
+            </m:r>
+          </m:sup>
+        </m:sSup>
+      </m:oMath>
+      <w:r>
+        <w:t xml:space="preserve"> </w:t>
+      </w:r>
+      <w:r>
+        <w:t xml:space="preserve">is defined</w:t>
+      </w:r>
+      <w:r>
+        <w:t xml:space="preserve"> </w:t>
+      </w:r>
+      <w:r>
+        <w:t xml:space="preserve">(for</w:t>
+      </w:r>
+      <w:r>
+        <w:t xml:space="preserve"> </w:t>
+      </w:r>
+      <m:oMath>
+        <m:r>
+          <m:t>b</m:t>
+        </m:r>
+        <m:r>
+          <m:rPr>
+            <m:sty m:val="p"/>
+          </m:rPr>
+          <m:t>&lt;</m:t>
+        </m:r>
+        <m:r>
+          <m:t>0</m:t>
+        </m:r>
+      </m:oMath>
+      <w:r>
+        <w:t xml:space="preserve">, only integer</w:t>
+      </w:r>
+      <w:r>
+        <w:t xml:space="preserve"> </w:t>
+      </w:r>
+      <m:oMath>
+        <m:r>
+          <m:t>c</m:t>
+        </m:r>
+      </m:oMath>
+      <w:r>
+        <w:t xml:space="preserve"> </w:t>
+      </w:r>
+      <w:r>
+        <w:t xml:space="preserve">is allowed;</w:t>
+      </w:r>
+      <w:r>
+        <w:t xml:space="preserve"> </w:t>
+      </w:r>
+      <w:hyperlink w:anchor="def-power-nonpositive-base">
+        <w:r>
+          <w:rPr>
+            <w:rStyle w:val="Hyperlink"/>
+          </w:rPr>
+          <w:t xml:space="preserve">Definition 21</w:t>
+        </w:r>
+      </w:hyperlink>
+      <w:r>
+        <w:t xml:space="preserve">).</w:t>
+      </w:r>
+      <w:r>
+        <w:t xml:space="preserve"> </w:t>
+      </w:r>
+      <w:r>
+        <w:t xml:space="preserve">Then</w:t>
+      </w:r>
+      <w:r>
+        <w:t xml:space="preserve"> </w:t>
+      </w:r>
+      <m:oMath>
+        <m:sSup>
+          <m:e>
+            <m:r>
+              <m:t>b</m:t>
+            </m:r>
+          </m:e>
+          <m:sup>
+            <m:r>
+              <m:t>c</m:t>
+            </m:r>
+          </m:sup>
+        </m:sSup>
+        <m:r>
+          <m:rPr>
+            <m:sty m:val="p"/>
+          </m:rPr>
+          <m:t>=</m:t>
+        </m:r>
+        <m:r>
+          <m:t>b</m:t>
+        </m:r>
+        <m:r>
+          <m:t>c</m:t>
+        </m:r>
+      </m:oMath>
+      <w:r>
+        <w:t xml:space="preserve"> </w:t>
+      </w:r>
+      <w:r>
+        <w:t xml:space="preserve">if and only if one of the following holds:</w:t>
+      </w:r>
+    </w:p>
+    <w:p>
+      <w:pPr>
+        <w:pStyle w:val="Compact"/>
+        <w:numPr>
+          <w:ilvl w:val="0"/>
+          <w:numId w:val="1015"/>
+        </w:numPr>
+      </w:pPr>
+      <m:oMath>
+        <m:r>
+          <m:t>c</m:t>
+        </m:r>
+        <m:r>
+          <m:rPr>
+            <m:sty m:val="p"/>
+          </m:rPr>
+          <m:t>=</m:t>
+        </m:r>
+        <m:r>
+          <m:t>1</m:t>
+        </m:r>
+      </m:oMath>
+      <w:r>
+        <w:t xml:space="preserve">;</w:t>
+      </w:r>
+    </w:p>
+    <w:p>
+      <w:pPr>
+        <w:pStyle w:val="Compact"/>
+        <w:numPr>
+          <w:ilvl w:val="0"/>
+          <w:numId w:val="1015"/>
+        </w:numPr>
+      </w:pPr>
+      <m:oMath>
+        <m:r>
+          <m:t>b</m:t>
+        </m:r>
+        <m:r>
+          <m:rPr>
+            <m:sty m:val="p"/>
+          </m:rPr>
+          <m:t>=</m:t>
+        </m:r>
+        <m:r>
+          <m:t>0</m:t>
+        </m:r>
+      </m:oMath>
+      <w:r>
+        <w:t xml:space="preserve"> </w:t>
+      </w:r>
+      <w:r>
+        <w:t xml:space="preserve">and</w:t>
+      </w:r>
+      <w:r>
+        <w:t xml:space="preserve"> </w:t>
+      </w:r>
+      <m:oMath>
+        <m:r>
+          <m:t>c</m:t>
+        </m:r>
+        <m:r>
+          <m:rPr>
+            <m:sty m:val="p"/>
+          </m:rPr>
+          <m:t>&gt;</m:t>
+        </m:r>
+        <m:r>
+          <m:t>0</m:t>
+        </m:r>
+      </m:oMath>
+      <w:r>
+        <w:t xml:space="preserve">;</w:t>
+      </w:r>
+    </w:p>
+    <w:p>
+      <w:pPr>
+        <w:pStyle w:val="Compact"/>
+        <w:numPr>
+          <w:ilvl w:val="0"/>
+          <w:numId w:val="1015"/>
+        </w:numPr>
+      </w:pPr>
+      <m:oMath>
+        <m:r>
+          <m:t>b</m:t>
+        </m:r>
+        <m:r>
+          <m:rPr>
+            <m:sty m:val="p"/>
+          </m:rPr>
+          <m:t>&gt;</m:t>
+        </m:r>
+        <m:r>
+          <m:t>0</m:t>
+        </m:r>
+      </m:oMath>
+      <w:r>
+        <w:t xml:space="preserve">,</w:t>
+      </w:r>
+      <w:r>
+        <w:t xml:space="preserve"> </w:t>
+      </w:r>
+      <m:oMath>
+        <m:r>
+          <m:t>c</m:t>
+        </m:r>
+        <m:r>
+          <m:rPr>
+            <m:sty m:val="p"/>
+          </m:rPr>
+          <m:t>&gt;</m:t>
+        </m:r>
+        <m:r>
+          <m:t>0</m:t>
+        </m:r>
+      </m:oMath>
+      <w:r>
+        <w:t xml:space="preserve">,</w:t>
+      </w:r>
+      <w:r>
+        <w:t xml:space="preserve"> </w:t>
+      </w:r>
+      <m:oMath>
+        <m:r>
+          <m:t>c</m:t>
+        </m:r>
+        <m:r>
+          <m:rPr>
+            <m:sty m:val="p"/>
+          </m:rPr>
+          <m:t>≠</m:t>
+        </m:r>
+        <m:r>
+          <m:t>1</m:t>
+        </m:r>
+      </m:oMath>
+      <w:r>
+        <w:t xml:space="preserve">, and</w:t>
+      </w:r>
+      <w:r>
+        <w:t xml:space="preserve"> </w:t>
+      </w:r>
+      <m:oMath>
+        <m:r>
+          <m:t>b</m:t>
+        </m:r>
+        <m:r>
+          <m:rPr>
+            <m:sty m:val="p"/>
+          </m:rPr>
+          <m:t>=</m:t>
+        </m:r>
+        <m:r>
+          <m:rPr>
+            <m:sty m:val="p"/>
+          </m:rPr>
+          <m:t>exp</m:t>
+        </m:r>
+        <m:r>
+          <m:t>​</m:t>
+        </m:r>
+        <m:d>
+          <m:dPr>
+            <m:begChr m:val="{"/>
+            <m:sepChr m:val=""/>
+            <m:endChr m:val="}"/>
+            <m:grow/>
+          </m:dPr>
+          <m:e>
+            <m:f>
+              <m:fPr>
+                <m:type m:val="bar"/>
+              </m:fPr>
+              <m:num>
+                <m:r>
+                  <m:rPr>
+                    <m:sty m:val="p"/>
+                  </m:rPr>
+                  <m:t>log</m:t>
+                </m:r>
+                <m:r>
+                  <m:t>​</m:t>
+                </m:r>
+                <m:d>
+                  <m:dPr>
+                    <m:begChr m:val="{"/>
+                    <m:sepChr m:val=""/>
+                    <m:endChr m:val="}"/>
+                    <m:grow/>
+                  </m:dPr>
+                  <m:e>
+                    <m:r>
+                      <m:t>c</m:t>
+                    </m:r>
+                  </m:e>
+                </m:d>
+                <m:r>
+                  <m:t>​</m:t>
+                </m:r>
+              </m:num>
+              <m:den>
+                <m:r>
+                  <m:t>c</m:t>
+                </m:r>
+                <m:r>
+                  <m:rPr>
+                    <m:sty m:val="p"/>
+                  </m:rPr>
+                  <m:t>−</m:t>
+                </m:r>
+                <m:r>
+                  <m:t>1</m:t>
+                </m:r>
+              </m:den>
+            </m:f>
+          </m:e>
+        </m:d>
+        <m:r>
+          <m:t>​</m:t>
+        </m:r>
+      </m:oMath>
+      <w:r>
+        <w:t xml:space="preserve">;</w:t>
+      </w:r>
+    </w:p>
+    <w:p>
+      <w:pPr>
+        <w:pStyle w:val="Compact"/>
+        <w:numPr>
+          <w:ilvl w:val="0"/>
+          <w:numId w:val="1015"/>
+        </w:numPr>
+      </w:pPr>
+      <m:oMath>
+        <m:r>
+          <m:t>b</m:t>
+        </m:r>
+        <m:r>
+          <m:rPr>
+            <m:sty m:val="p"/>
+          </m:rPr>
+          <m:t>&lt;</m:t>
+        </m:r>
+        <m:r>
+          <m:t>0</m:t>
+        </m:r>
+      </m:oMath>
+      <w:r>
+        <w:t xml:space="preserve">,</w:t>
+      </w:r>
+      <w:r>
+        <w:t xml:space="preserve"> </w:t>
+      </w:r>
+      <m:oMath>
+        <m:r>
+          <m:t>c</m:t>
+        </m:r>
+      </m:oMath>
+      <w:r>
+        <w:t xml:space="preserve"> </w:t>
+      </w:r>
+      <w:r>
+        <w:t xml:space="preserve">is an odd integer with</w:t>
+      </w:r>
+      <w:r>
+        <w:t xml:space="preserve"> </w:t>
+      </w:r>
+      <m:oMath>
+        <m:r>
+          <m:t>c</m:t>
+        </m:r>
+        <m:r>
+          <m:rPr>
+            <m:sty m:val="p"/>
+          </m:rPr>
+          <m:t>≥</m:t>
+        </m:r>
+        <m:r>
+          <m:t>3</m:t>
+        </m:r>
+      </m:oMath>
+      <w:r>
+        <w:t xml:space="preserve">, and</w:t>
+      </w:r>
+      <w:r>
+        <w:t xml:space="preserve"> </w:t>
+      </w:r>
+      <m:oMath>
+        <m:r>
+          <m:t>b</m:t>
+        </m:r>
+        <m:r>
+          <m:rPr>
+            <m:sty m:val="p"/>
+          </m:rPr>
+          <m:t>=</m:t>
+        </m:r>
+        <m:r>
+          <m:rPr>
+            <m:sty m:val="p"/>
+          </m:rPr>
+          <m:t>−</m:t>
+        </m:r>
+        <m:sSup>
+          <m:e>
+            <m:r>
+              <m:t>c</m:t>
+            </m:r>
+          </m:e>
+          <m:sup>
+            <m:r>
+              <m:t>1</m:t>
+            </m:r>
+            <m:r>
+              <m:rPr>
+                <m:sty m:val="p"/>
+              </m:rPr>
+              <m:t>/</m:t>
+            </m:r>
+            <m:r>
+              <m:rPr>
+                <m:sty m:val="p"/>
+              </m:rPr>
+              <m:t>(</m:t>
+            </m:r>
+            <m:r>
+              <m:t>c</m:t>
+            </m:r>
+            <m:r>
+              <m:rPr>
+                <m:sty m:val="p"/>
+              </m:rPr>
+              <m:t>−</m:t>
+            </m:r>
+            <m:r>
+              <m:t>1</m:t>
+            </m:r>
+            <m:r>
+              <m:rPr>
+                <m:sty m:val="p"/>
+              </m:rPr>
+              <m:t>)</m:t>
+            </m:r>
+          </m:sup>
+        </m:sSup>
+      </m:oMath>
+      <w:r>
+        <w:t xml:space="preserve">;</w:t>
+      </w:r>
+    </w:p>
+    <w:p>
+      <w:pPr>
+        <w:pStyle w:val="Compact"/>
+        <w:numPr>
+          <w:ilvl w:val="0"/>
+          <w:numId w:val="1015"/>
+        </w:numPr>
+      </w:pPr>
+      <m:oMath>
+        <m:r>
+          <m:t>b</m:t>
+        </m:r>
+        <m:r>
+          <m:rPr>
+            <m:sty m:val="p"/>
+          </m:rPr>
+          <m:t>&lt;</m:t>
+        </m:r>
+        <m:r>
+          <m:t>0</m:t>
+        </m:r>
+      </m:oMath>
+      <w:r>
+        <w:t xml:space="preserve">,</w:t>
+      </w:r>
+      <w:r>
+        <w:t xml:space="preserve"> </w:t>
+      </w:r>
+      <m:oMath>
+        <m:r>
+          <m:t>c</m:t>
+        </m:r>
+      </m:oMath>
+      <w:r>
+        <w:t xml:space="preserve"> </w:t>
+      </w:r>
+      <w:r>
+        <w:t xml:space="preserve">is an even integer with</w:t>
+      </w:r>
+      <w:r>
+        <w:t xml:space="preserve"> </w:t>
+      </w:r>
+      <m:oMath>
+        <m:r>
+          <m:t>c</m:t>
+        </m:r>
+        <m:r>
+          <m:rPr>
+            <m:sty m:val="p"/>
+          </m:rPr>
+          <m:t>≤</m:t>
+        </m:r>
+        <m:r>
+          <m:rPr>
+            <m:sty m:val="p"/>
+          </m:rPr>
+          <m:t>−</m:t>
+        </m:r>
+        <m:r>
+          <m:t>2</m:t>
+        </m:r>
+      </m:oMath>
+      <w:r>
+        <w:t xml:space="preserve">, and</w:t>
+      </w:r>
+      <w:r>
+        <w:t xml:space="preserve"> </w:t>
+      </w:r>
+      <m:oMath>
+        <m:r>
+          <m:t>b</m:t>
+        </m:r>
+        <m:r>
+          <m:rPr>
+            <m:sty m:val="p"/>
+          </m:rPr>
+          <m:t>=</m:t>
+        </m:r>
+        <m:r>
+          <m:rPr>
+            <m:sty m:val="p"/>
+          </m:rPr>
+          <m:t>−</m:t>
+        </m:r>
+        <m:r>
+          <m:rPr>
+            <m:sty m:val="p"/>
+          </m:rPr>
+          <m:t>(</m:t>
+        </m:r>
+        <m:r>
+          <m:rPr>
+            <m:sty m:val="p"/>
+          </m:rPr>
+          <m:t>−</m:t>
+        </m:r>
+        <m:r>
+          <m:t>c</m:t>
+        </m:r>
+        <m:sSup>
+          <m:e>
+            <m:r>
+              <m:rPr>
+                <m:sty m:val="p"/>
+              </m:rPr>
+              <m:t>)</m:t>
+            </m:r>
+          </m:e>
+          <m:sup>
+            <m:r>
+              <m:t>1</m:t>
+            </m:r>
+            <m:r>
+              <m:rPr>
+                <m:sty m:val="p"/>
+              </m:rPr>
+              <m:t>/</m:t>
+            </m:r>
+            <m:r>
+              <m:rPr>
+                <m:sty m:val="p"/>
+              </m:rPr>
+              <m:t>(</m:t>
+            </m:r>
+            <m:r>
+              <m:t>c</m:t>
+            </m:r>
+            <m:r>
+              <m:rPr>
+                <m:sty m:val="p"/>
+              </m:rPr>
+              <m:t>−</m:t>
+            </m:r>
+            <m:r>
+              <m:t>1</m:t>
+            </m:r>
+            <m:r>
+              <m:rPr>
+                <m:sty m:val="p"/>
+              </m:rPr>
+              <m:t>)</m:t>
+            </m:r>
+          </m:sup>
+        </m:sSup>
+      </m:oMath>
+      <w:r>
+        <w:t xml:space="preserve">.</w:t>
+      </w:r>
+    </w:p>
+    <w:bookmarkEnd w:id="100"/>
+    <w:p>
+      <w:pPr>
+        <w:pStyle w:val="FirstParagraph"/>
+      </w:pPr>
+      <w:r>
+        <w:rPr>
+          <w:i/>
+          <w:iCs/>
+        </w:rPr>
+        <w:t xml:space="preserve">Proof</w:t>
+      </w:r>
+      <w:r>
+        <w:t xml:space="preserve">. </w:t>
+      </w:r>
+      <w:r>
+        <w:t xml:space="preserve">This is the solution to</w:t>
+      </w:r>
+      <w:r>
+        <w:t xml:space="preserve"> </w:t>
+      </w:r>
+      <w:hyperlink w:anchor="exr-exp-vs-mult">
+        <w:r>
+          <w:rPr>
+            <w:rStyle w:val="Hyperlink"/>
+          </w:rPr>
+          <w:t xml:space="preserve">Exercise 2</w:t>
+        </w:r>
+      </w:hyperlink>
+      <w:r>
+        <w:t xml:space="preserve">, worked in</w:t>
+      </w:r>
+      <w:r>
+        <w:t xml:space="preserve"> </w:t>
+      </w:r>
+      <w:hyperlink w:anchor="sol-exp-vs-mult">
+        <w:r>
+          <w:rPr>
+            <w:rStyle w:val="Hyperlink"/>
+          </w:rPr>
+          <w:t xml:space="preserve">Solution 2</w:t>
+        </w:r>
+      </w:hyperlink>
+      <w:r>
+        <w:t xml:space="preserve">.</w:t>
+      </w:r>
+    </w:p>
+    <w:bookmarkStart w:id="101" w:name="exr-double-exponential"/>
     <w:p>
       <w:pPr>
         <w:pStyle w:val="BodyText"/>
@@ -21393,8 +22645,8 @@
         <w:t xml:space="preserve">?</w:t>
       </w:r>
     </w:p>
-    <w:bookmarkEnd w:id="91"/>
-    <w:bookmarkStart w:id="93" w:name="sol-double-exponential"/>
+    <w:bookmarkEnd w:id="101"/>
+    <w:bookmarkStart w:id="103" w:name="sol-double-exponential"/>
     <w:p>
       <w:pPr>
         <w:pStyle w:val="BodyText"/>
@@ -21819,7 +23071,7 @@
       <w:pPr>
         <w:pStyle w:val="BodyText"/>
       </w:pPr>
-      <w:bookmarkStart w:id="92" w:name="eq-double-exp-log-scale"/>
+      <w:bookmarkStart w:id="102" w:name="eq-double-exp-log-scale"/>
       <m:oMathPara>
         <m:oMathParaPr>
           <m:jc m:val="center"/>
@@ -22126,7 +23378,7 @@
           </m:r>
         </m:oMath>
       </m:oMathPara>
-      <w:bookmarkEnd w:id="92"/>
+      <w:bookmarkEnd w:id="102"/>
     </w:p>
     <w:p>
       <w:pPr>
@@ -22267,12 +23519,12 @@
       <w:r>
         <w:t xml:space="preserve"> </w:t>
       </w:r>
-      <w:hyperlink w:anchor="exr-exp-vs-mult">
+      <w:hyperlink w:anchor="thm-exp-vs-mult">
         <w:r>
           <w:rPr>
             <w:rStyle w:val="Hyperlink"/>
           </w:rPr>
-          <w:t xml:space="preserve">Exercise 2</w:t>
+          <w:t xml:space="preserve">Theorem 10</w:t>
         </w:r>
       </w:hyperlink>
       <w:r>
@@ -22395,7 +23647,7 @@
           <w:rPr>
             <w:rStyle w:val="Hyperlink"/>
           </w:rPr>
-          <w:t xml:space="preserve">Definition 15</w:t>
+          <w:t xml:space="preserve">Definition 21</w:t>
         </w:r>
       </w:hyperlink>
       <w:r>
@@ -23519,8 +24771,389 @@
         </m:oMath>
       </m:oMathPara>
     </w:p>
-    <w:bookmarkEnd w:id="93"/>
-    <w:bookmarkEnd w:id="94"/>
+    <w:bookmarkEnd w:id="103"/>
+    <w:bookmarkStart w:id="104" w:name="thm-double-exponential"/>
+    <w:p>
+      <w:pPr>
+        <w:pStyle w:val="FirstParagraph"/>
+      </w:pPr>
+      <w:r>
+        <w:rPr>
+          <w:b/>
+          <w:bCs/>
+        </w:rPr>
+        <w:t xml:space="preserve">Theorem 11 (When repeated exponentiation is not reordered)</w:t>
+      </w:r>
+      <w:r>
+        <w:t xml:space="preserve"> </w:t>
+      </w:r>
+      <w:r>
+        <w:t xml:space="preserve">Let</w:t>
+      </w:r>
+      <w:r>
+        <w:t xml:space="preserve"> </w:t>
+      </w:r>
+      <m:oMath>
+        <m:r>
+          <m:t>a</m:t>
+        </m:r>
+        <m:r>
+          <m:rPr>
+            <m:sty m:val="p"/>
+          </m:rPr>
+          <m:t>≥</m:t>
+        </m:r>
+        <m:r>
+          <m:t>0</m:t>
+        </m:r>
+      </m:oMath>
+      <w:r>
+        <w:t xml:space="preserve"> </w:t>
+      </w:r>
+      <w:r>
+        <w:t xml:space="preserve">and</w:t>
+      </w:r>
+      <w:r>
+        <w:t xml:space="preserve"> </w:t>
+      </w:r>
+      <m:oMath>
+        <m:r>
+          <m:t>b</m:t>
+        </m:r>
+        <m:r>
+          <m:rPr>
+            <m:sty m:val="p"/>
+          </m:rPr>
+          <m:t>,</m:t>
+        </m:r>
+        <m:r>
+          <m:t>c</m:t>
+        </m:r>
+        <m:r>
+          <m:rPr>
+            <m:sty m:val="p"/>
+          </m:rPr>
+          <m:t>∈</m:t>
+        </m:r>
+        <m:r>
+          <m:rPr>
+            <m:scr m:val="double-struck"/>
+            <m:sty m:val="p"/>
+          </m:rPr>
+          <m:t>R</m:t>
+        </m:r>
+      </m:oMath>
+      <w:r>
+        <w:t xml:space="preserve">, where</w:t>
+      </w:r>
+      <w:r>
+        <w:t xml:space="preserve"> </w:t>
+      </w:r>
+      <m:oMath>
+        <m:sSup>
+          <m:e>
+            <m:r>
+              <m:t>b</m:t>
+            </m:r>
+          </m:e>
+          <m:sup>
+            <m:r>
+              <m:t>c</m:t>
+            </m:r>
+          </m:sup>
+        </m:sSup>
+      </m:oMath>
+      <w:r>
+        <w:t xml:space="preserve"> </w:t>
+      </w:r>
+      <w:r>
+        <w:t xml:space="preserve">is defined.</w:t>
+      </w:r>
+      <w:r>
+        <w:t xml:space="preserve"> </w:t>
+      </w:r>
+      <w:r>
+        <w:t xml:space="preserve">Then</w:t>
+      </w:r>
+      <w:r>
+        <w:t xml:space="preserve"> </w:t>
+      </w:r>
+      <m:oMath>
+        <m:r>
+          <m:rPr>
+            <m:sty m:val="p"/>
+          </m:rPr>
+          <m:t>(</m:t>
+        </m:r>
+        <m:sSup>
+          <m:e>
+            <m:r>
+              <m:t>a</m:t>
+            </m:r>
+          </m:e>
+          <m:sup>
+            <m:r>
+              <m:t>b</m:t>
+            </m:r>
+          </m:sup>
+        </m:sSup>
+        <m:sSup>
+          <m:e>
+            <m:r>
+              <m:rPr>
+                <m:sty m:val="p"/>
+              </m:rPr>
+              <m:t>)</m:t>
+            </m:r>
+          </m:e>
+          <m:sup>
+            <m:r>
+              <m:t>c</m:t>
+            </m:r>
+          </m:sup>
+        </m:sSup>
+        <m:r>
+          <m:rPr>
+            <m:sty m:val="p"/>
+          </m:rPr>
+          <m:t>=</m:t>
+        </m:r>
+        <m:sSup>
+          <m:e>
+            <m:r>
+              <m:t>a</m:t>
+            </m:r>
+          </m:e>
+          <m:sup>
+            <m:r>
+              <m:rPr>
+                <m:sty m:val="p"/>
+              </m:rPr>
+              <m:t>(</m:t>
+            </m:r>
+            <m:sSup>
+              <m:e>
+                <m:r>
+                  <m:t>b</m:t>
+                </m:r>
+              </m:e>
+              <m:sup>
+                <m:r>
+                  <m:t>c</m:t>
+                </m:r>
+              </m:sup>
+            </m:sSup>
+            <m:r>
+              <m:rPr>
+                <m:sty m:val="p"/>
+              </m:rPr>
+              <m:t>)</m:t>
+            </m:r>
+          </m:sup>
+        </m:sSup>
+      </m:oMath>
+      <w:r>
+        <w:t xml:space="preserve">, with both sides defined, if and only if</w:t>
+      </w:r>
+    </w:p>
+    <w:p>
+      <w:pPr>
+        <w:pStyle w:val="Compact"/>
+        <w:numPr>
+          <w:ilvl w:val="0"/>
+          <w:numId w:val="1018"/>
+        </w:numPr>
+      </w:pPr>
+      <m:oMath>
+        <m:r>
+          <m:t>a</m:t>
+        </m:r>
+        <m:r>
+          <m:rPr>
+            <m:sty m:val="p"/>
+          </m:rPr>
+          <m:t>&gt;</m:t>
+        </m:r>
+        <m:r>
+          <m:t>0</m:t>
+        </m:r>
+      </m:oMath>
+      <w:r>
+        <w:t xml:space="preserve"> </w:t>
+      </w:r>
+      <w:r>
+        <w:t xml:space="preserve">and either</w:t>
+      </w:r>
+      <w:r>
+        <w:t xml:space="preserve"> </w:t>
+      </w:r>
+      <m:oMath>
+        <m:r>
+          <m:t>a</m:t>
+        </m:r>
+        <m:r>
+          <m:rPr>
+            <m:sty m:val="p"/>
+          </m:rPr>
+          <m:t>=</m:t>
+        </m:r>
+        <m:r>
+          <m:t>1</m:t>
+        </m:r>
+      </m:oMath>
+      <w:r>
+        <w:t xml:space="preserve"> </w:t>
+      </w:r>
+      <w:r>
+        <w:t xml:space="preserve">or</w:t>
+      </w:r>
+      <w:r>
+        <w:t xml:space="preserve"> </w:t>
+      </w:r>
+      <m:oMath>
+        <m:r>
+          <m:t>b</m:t>
+        </m:r>
+        <m:r>
+          <m:t>c</m:t>
+        </m:r>
+        <m:r>
+          <m:rPr>
+            <m:sty m:val="p"/>
+          </m:rPr>
+          <m:t>=</m:t>
+        </m:r>
+        <m:sSup>
+          <m:e>
+            <m:r>
+              <m:t>b</m:t>
+            </m:r>
+          </m:e>
+          <m:sup>
+            <m:r>
+              <m:t>c</m:t>
+            </m:r>
+          </m:sup>
+        </m:sSup>
+      </m:oMath>
+      <w:r>
+        <w:t xml:space="preserve">; or</w:t>
+      </w:r>
+    </w:p>
+    <w:p>
+      <w:pPr>
+        <w:pStyle w:val="Compact"/>
+        <w:numPr>
+          <w:ilvl w:val="0"/>
+          <w:numId w:val="1018"/>
+        </w:numPr>
+      </w:pPr>
+      <m:oMath>
+        <m:r>
+          <m:t>a</m:t>
+        </m:r>
+        <m:r>
+          <m:rPr>
+            <m:sty m:val="p"/>
+          </m:rPr>
+          <m:t>=</m:t>
+        </m:r>
+        <m:r>
+          <m:t>0</m:t>
+        </m:r>
+      </m:oMath>
+      <w:r>
+        <w:t xml:space="preserve">,</w:t>
+      </w:r>
+      <w:r>
+        <w:t xml:space="preserve"> </w:t>
+      </w:r>
+      <m:oMath>
+        <m:r>
+          <m:t>b</m:t>
+        </m:r>
+        <m:r>
+          <m:rPr>
+            <m:sty m:val="p"/>
+          </m:rPr>
+          <m:t>≥</m:t>
+        </m:r>
+        <m:r>
+          <m:t>0</m:t>
+        </m:r>
+      </m:oMath>
+      <w:r>
+        <w:t xml:space="preserve">, and</w:t>
+      </w:r>
+      <w:r>
+        <w:t xml:space="preserve"> </w:t>
+      </w:r>
+      <m:oMath>
+        <m:r>
+          <m:t>c</m:t>
+        </m:r>
+        <m:r>
+          <m:rPr>
+            <m:sty m:val="p"/>
+          </m:rPr>
+          <m:t>&gt;</m:t>
+        </m:r>
+        <m:r>
+          <m:t>0</m:t>
+        </m:r>
+      </m:oMath>
+      <w:r>
+        <w:t xml:space="preserve">.</w:t>
+      </w:r>
+    </w:p>
+    <w:bookmarkEnd w:id="104"/>
+    <w:p>
+      <w:pPr>
+        <w:pStyle w:val="FirstParagraph"/>
+      </w:pPr>
+      <w:r>
+        <w:rPr>
+          <w:i/>
+          <w:iCs/>
+        </w:rPr>
+        <w:t xml:space="preserve">Proof</w:t>
+      </w:r>
+      <w:r>
+        <w:t xml:space="preserve">. </w:t>
+      </w:r>
+      <w:r>
+        <w:t xml:space="preserve">This is the solution to</w:t>
+      </w:r>
+      <w:r>
+        <w:t xml:space="preserve"> </w:t>
+      </w:r>
+      <w:hyperlink w:anchor="exr-double-exponential">
+        <w:r>
+          <w:rPr>
+            <w:rStyle w:val="Hyperlink"/>
+          </w:rPr>
+          <w:t xml:space="preserve">Exercise 3</w:t>
+        </w:r>
+      </w:hyperlink>
+      <w:r>
+        <w:t xml:space="preserve">, worked in</w:t>
+      </w:r>
+      <w:r>
+        <w:t xml:space="preserve"> </w:t>
+      </w:r>
+      <w:hyperlink w:anchor="sol-double-exponential">
+        <w:r>
+          <w:rPr>
+            <w:rStyle w:val="Hyperlink"/>
+          </w:rPr>
+          <w:t xml:space="preserve">Solution 3</w:t>
+        </w:r>
+      </w:hyperlink>
+      <w:r>
+        <w:t xml:space="preserve">.</w:t>
+      </w:r>
+    </w:p>
+    <w:bookmarkEnd w:id="105"/>
     <w:sectPr>
       <w:footnotePr>
         <w:numRestart w:val="eachSect"/>
@@ -23937,9 +25570,6 @@
     <w:abstractNumId w:val="991"/>
   </w:num>
   <w:num w:numId="1012">
-    <w:abstractNumId w:val="991"/>
-  </w:num>
-  <w:num w:numId="1013">
     <w:abstractNumId w:val="99411"/>
     <w:lvlOverride w:ilvl="0">
       <w:startOverride w:val="1"/>
@@ -23969,8 +25599,38 @@
       <w:startOverride w:val="1"/>
     </w:lvlOverride>
   </w:num>
+  <w:num w:numId="1013">
+    <w:abstractNumId w:val="991"/>
+  </w:num>
   <w:num w:numId="1014">
-    <w:abstractNumId w:val="991"/>
+    <w:abstractNumId w:val="99411"/>
+    <w:lvlOverride w:ilvl="0">
+      <w:startOverride w:val="1"/>
+    </w:lvlOverride>
+    <w:lvlOverride w:ilvl="1">
+      <w:startOverride w:val="1"/>
+    </w:lvlOverride>
+    <w:lvlOverride w:ilvl="2">
+      <w:startOverride w:val="1"/>
+    </w:lvlOverride>
+    <w:lvlOverride w:ilvl="3">
+      <w:startOverride w:val="1"/>
+    </w:lvlOverride>
+    <w:lvlOverride w:ilvl="4">
+      <w:startOverride w:val="1"/>
+    </w:lvlOverride>
+    <w:lvlOverride w:ilvl="5">
+      <w:startOverride w:val="1"/>
+    </w:lvlOverride>
+    <w:lvlOverride w:ilvl="6">
+      <w:startOverride w:val="1"/>
+    </w:lvlOverride>
+    <w:lvlOverride w:ilvl="7">
+      <w:startOverride w:val="1"/>
+    </w:lvlOverride>
+    <w:lvlOverride w:ilvl="8">
+      <w:startOverride w:val="1"/>
+    </w:lvlOverride>
   </w:num>
   <w:num w:numId="1015">
     <w:abstractNumId w:val="99411"/>
@@ -24033,6 +25693,9 @@
     </w:lvlOverride>
   </w:num>
   <w:num w:numId="1017">
+    <w:abstractNumId w:val="991"/>
+  </w:num>
+  <w:num w:numId="1018">
     <w:abstractNumId w:val="991"/>
   </w:num>
 </w:numbering>
